--- a/t20_s5.docx
+++ b/t20_s5.docx
@@ -3,2168 +3,1768 @@
 <w:document xmlns:wpc="http://schemas.microsoft.com/office/word/2010/wordprocessingCanvas" xmlns:mo="http://schemas.microsoft.com/office/mac/office/2008/main" xmlns:mc="http://schemas.openxmlformats.org/markup-compatibility/2006" xmlns:mv="urn:schemas-microsoft-com:mac:vml" xmlns:o="urn:schemas-microsoft-com:office:office" xmlns:r="http://schemas.openxmlformats.org/officeDocument/2006/relationships" xmlns:m="http://schemas.openxmlformats.org/officeDocument/2006/math" xmlns:v="urn:schemas-microsoft-com:vml" xmlns:wp14="http://schemas.microsoft.com/office/word/2010/wordprocessingDrawing" xmlns:wp="http://schemas.openxmlformats.org/drawingml/2006/wordprocessingDrawing" xmlns:w10="urn:schemas-microsoft-com:office:word" xmlns:w="http://schemas.openxmlformats.org/wordprocessingml/2006/main" xmlns:w14="http://schemas.microsoft.com/office/word/2010/wordml" xmlns:wpg="http://schemas.microsoft.com/office/word/2010/wordprocessingGroup" xmlns:wpi="http://schemas.microsoft.com/office/word/2010/wordprocessingInk" xmlns:wne="http://schemas.microsoft.com/office/word/2006/wordml" xmlns:wps="http://schemas.microsoft.com/office/word/2010/wordprocessingShape" mc:Ignorable="w14 wp14">
   <w:body>
     <w:p>
-      <w:pPr>
-        <w:spacing w:after="20" w:before="120"/>
-      </w:pPr>
-      <w:r>
-        <w:rPr>
-          <w:b/>
-          <w:sz w:val="22"/>
-        </w:rPr>
-        <w:t>Question: Guess the next number in this series - 150, 170, 155, 160, 180, 165, ?</w:t>
-      </w:r>
-    </w:p>
-    <w:p>
-      <w:pPr>
-        <w:spacing w:after="0" w:before="0"/>
-      </w:pPr>
-      <w:r>
-        <w:rPr>
-          <w:b w:val="0"/>
-          <w:sz w:val="22"/>
-        </w:rPr>
-        <w:t>(a) 170</w:t>
-      </w:r>
-    </w:p>
-    <w:p>
-      <w:pPr>
-        <w:spacing w:after="0" w:before="0"/>
-      </w:pPr>
-      <w:r>
-        <w:rPr>
-          <w:b w:val="0"/>
-          <w:sz w:val="22"/>
-        </w:rPr>
-        <w:t>(b) 150</w:t>
-      </w:r>
-    </w:p>
-    <w:p>
-      <w:pPr>
-        <w:spacing w:after="0" w:before="0"/>
-      </w:pPr>
-      <w:r>
-        <w:rPr>
-          <w:b w:val="0"/>
-          <w:sz w:val="22"/>
-        </w:rPr>
-        <w:t>(c) 160</w:t>
-      </w:r>
-    </w:p>
-    <w:p>
-      <w:pPr>
-        <w:spacing w:after="0" w:before="0"/>
-      </w:pPr>
-      <w:r>
-        <w:rPr>
-          <w:b w:val="0"/>
-          <w:sz w:val="22"/>
-        </w:rPr>
-        <w:t>(d) 130</w:t>
-      </w:r>
-    </w:p>
-    <w:p>
-      <w:pPr>
-        <w:spacing w:after="0" w:before="40"/>
-      </w:pPr>
-      <w:r>
-        <w:rPr>
-          <w:b/>
-          <w:sz w:val="22"/>
-        </w:rPr>
-        <w:t>Answer: a</w:t>
-      </w:r>
-    </w:p>
-    <w:p>
-      <w:pPr>
-        <w:spacing w:after="0" w:before="0"/>
-      </w:pPr>
-      <w:r>
-        <w:rPr>
-          <w:b w:val="0"/>
-          <w:sz w:val="21"/>
-        </w:rPr>
-        <w:t>Solution: Pattern: +20, −15, +5 repeats; 165 + 5 = 170.</w:t>
-      </w:r>
-    </w:p>
-    <w:p>
-      <w:pPr>
-        <w:spacing w:after="0" w:before="0"/>
-      </w:pPr>
-      <w:r>
-        <w:rPr>
-          <w:b w:val="0"/>
-          <w:sz w:val="20"/>
-        </w:rPr>
-        <w:t>Positive Marks: 1</w:t>
-      </w:r>
-    </w:p>
-    <w:p>
-      <w:pPr>
-        <w:spacing w:after="160" w:before="0"/>
-      </w:pPr>
-      <w:r>
-        <w:rPr>
-          <w:b w:val="0"/>
-          <w:sz w:val="20"/>
-        </w:rPr>
-        <w:t>Negative Marks: 0.25</w:t>
-      </w:r>
-    </w:p>
-    <w:p>
-      <w:pPr>
-        <w:spacing w:after="20" w:before="120"/>
-      </w:pPr>
-      <w:r>
-        <w:rPr>
-          <w:b/>
-          <w:sz w:val="22"/>
-        </w:rPr>
-        <w:t>Question: The 'Land of Rising Sun' (Arunachal Pradesh) is bordered by how many countries?</w:t>
-      </w:r>
-    </w:p>
-    <w:p>
-      <w:pPr>
-        <w:spacing w:after="0" w:before="0"/>
-      </w:pPr>
-      <w:r>
-        <w:rPr>
-          <w:b w:val="0"/>
-          <w:sz w:val="22"/>
-        </w:rPr>
-        <w:t>(a) One</w:t>
-      </w:r>
-    </w:p>
-    <w:p>
-      <w:pPr>
-        <w:spacing w:after="0" w:before="0"/>
-      </w:pPr>
-      <w:r>
-        <w:rPr>
-          <w:b w:val="0"/>
-          <w:sz w:val="22"/>
-        </w:rPr>
-        <w:t>(b) Three</w:t>
-      </w:r>
-    </w:p>
-    <w:p>
-      <w:pPr>
-        <w:spacing w:after="0" w:before="0"/>
-      </w:pPr>
-      <w:r>
-        <w:rPr>
-          <w:b w:val="0"/>
-          <w:sz w:val="22"/>
-        </w:rPr>
-        <w:t>(c) Four</w:t>
-      </w:r>
-    </w:p>
-    <w:p>
-      <w:pPr>
-        <w:spacing w:after="0" w:before="0"/>
-      </w:pPr>
-      <w:r>
-        <w:rPr>
-          <w:b w:val="0"/>
-          <w:sz w:val="22"/>
-        </w:rPr>
-        <w:t>(d) Two</w:t>
-      </w:r>
-    </w:p>
-    <w:p>
-      <w:pPr>
-        <w:spacing w:after="0" w:before="40"/>
-      </w:pPr>
-      <w:r>
-        <w:rPr>
-          <w:b/>
-          <w:sz w:val="22"/>
-        </w:rPr>
-        <w:t>Answer: d</w:t>
-      </w:r>
-    </w:p>
-    <w:p>
-      <w:pPr>
-        <w:spacing w:after="0" w:before="0"/>
-      </w:pPr>
-      <w:r>
-        <w:rPr>
-          <w:b w:val="0"/>
-          <w:sz w:val="21"/>
-        </w:rPr>
-        <w:t>Solution: Arunachal Pradesh shares international borders with Bhutan, China (Tibet) and Myanmar - three countries.</w:t>
-      </w:r>
-    </w:p>
-    <w:p>
-      <w:pPr>
-        <w:spacing w:after="0" w:before="0"/>
-      </w:pPr>
-      <w:r>
-        <w:rPr>
-          <w:b w:val="0"/>
-          <w:sz w:val="20"/>
-        </w:rPr>
-        <w:t>Positive Marks: 1</w:t>
-      </w:r>
-    </w:p>
-    <w:p>
-      <w:pPr>
-        <w:spacing w:after="160" w:before="0"/>
-      </w:pPr>
-      <w:r>
-        <w:rPr>
-          <w:b w:val="0"/>
-          <w:sz w:val="20"/>
-        </w:rPr>
-        <w:t>Negative Marks: 0.25</w:t>
-      </w:r>
-    </w:p>
-    <w:p>
-      <w:pPr>
-        <w:spacing w:after="20" w:before="120"/>
-      </w:pPr>
-      <w:r>
-        <w:rPr>
-          <w:b/>
-          <w:sz w:val="22"/>
-        </w:rPr>
-        <w:t>Question: The capital of Maharashtra is:</w:t>
-      </w:r>
-    </w:p>
-    <w:p>
-      <w:pPr>
-        <w:spacing w:after="0" w:before="0"/>
-      </w:pPr>
-      <w:r>
-        <w:rPr>
-          <w:b w:val="0"/>
-          <w:sz w:val="22"/>
-        </w:rPr>
-        <w:t>(a) Nagpur</w:t>
-      </w:r>
-    </w:p>
-    <w:p>
-      <w:pPr>
-        <w:spacing w:after="0" w:before="0"/>
-      </w:pPr>
-      <w:r>
-        <w:rPr>
-          <w:b w:val="0"/>
-          <w:sz w:val="22"/>
-        </w:rPr>
-        <w:t>(b) Mumbai</w:t>
-      </w:r>
-    </w:p>
-    <w:p>
-      <w:pPr>
-        <w:spacing w:after="0" w:before="0"/>
-      </w:pPr>
-      <w:r>
-        <w:rPr>
-          <w:b w:val="0"/>
-          <w:sz w:val="22"/>
-        </w:rPr>
-        <w:t>(c) Nashik</w:t>
-      </w:r>
-    </w:p>
-    <w:p>
-      <w:pPr>
-        <w:spacing w:after="0" w:before="0"/>
-      </w:pPr>
-      <w:r>
-        <w:rPr>
-          <w:b w:val="0"/>
-          <w:sz w:val="22"/>
-        </w:rPr>
-        <w:t>(d) Pune</w:t>
-      </w:r>
-    </w:p>
-    <w:p>
-      <w:pPr>
-        <w:spacing w:after="0" w:before="40"/>
-      </w:pPr>
-      <w:r>
-        <w:rPr>
-          <w:b/>
-          <w:sz w:val="22"/>
-        </w:rPr>
-        <w:t>Answer: b</w:t>
-      </w:r>
-    </w:p>
-    <w:p>
-      <w:pPr>
-        <w:spacing w:after="0" w:before="0"/>
-      </w:pPr>
-      <w:r>
-        <w:rPr>
-          <w:b w:val="0"/>
-          <w:sz w:val="21"/>
-        </w:rPr>
-        <w:t>Solution: Mumbai is the capital of Maharashtra and the financial capital of India.</w:t>
-      </w:r>
-    </w:p>
-    <w:p>
-      <w:pPr>
-        <w:spacing w:after="0" w:before="0"/>
-      </w:pPr>
-      <w:r>
-        <w:rPr>
-          <w:b w:val="0"/>
-          <w:sz w:val="20"/>
-        </w:rPr>
-        <w:t>Positive Marks: 1</w:t>
-      </w:r>
-    </w:p>
-    <w:p>
-      <w:pPr>
-        <w:spacing w:after="160" w:before="0"/>
-      </w:pPr>
-      <w:r>
-        <w:rPr>
-          <w:b w:val="0"/>
-          <w:sz w:val="20"/>
-        </w:rPr>
-        <w:t>Negative Marks: 0.25</w:t>
-      </w:r>
-    </w:p>
-    <w:p>
-      <w:pPr>
-        <w:spacing w:after="20" w:before="120"/>
-      </w:pPr>
-      <w:r>
-        <w:rPr>
-          <w:b/>
-          <w:sz w:val="22"/>
-        </w:rPr>
-        <w:t>Question: The first woman Prime Minister of India was:</w:t>
-      </w:r>
-    </w:p>
-    <w:p>
-      <w:pPr>
-        <w:spacing w:after="0" w:before="0"/>
-      </w:pPr>
-      <w:r>
-        <w:rPr>
-          <w:b w:val="0"/>
-          <w:sz w:val="22"/>
-        </w:rPr>
-        <w:t>(a) Sarojini Naidu</w:t>
-      </w:r>
-    </w:p>
-    <w:p>
-      <w:pPr>
-        <w:spacing w:after="0" w:before="0"/>
-      </w:pPr>
-      <w:r>
-        <w:rPr>
-          <w:b w:val="0"/>
-          <w:sz w:val="22"/>
-        </w:rPr>
-        <w:t>(b) Indira Gandhi</w:t>
-      </w:r>
-    </w:p>
-    <w:p>
-      <w:pPr>
-        <w:spacing w:after="0" w:before="0"/>
-      </w:pPr>
-      <w:r>
-        <w:rPr>
-          <w:b w:val="0"/>
-          <w:sz w:val="22"/>
-        </w:rPr>
-        <w:t>(c) Pratibha Patil</w:t>
-      </w:r>
-    </w:p>
-    <w:p>
-      <w:pPr>
-        <w:spacing w:after="0" w:before="0"/>
-      </w:pPr>
-      <w:r>
-        <w:rPr>
-          <w:b w:val="0"/>
-          <w:sz w:val="22"/>
-        </w:rPr>
-        <w:t>(d) Sushma Swaraj</w:t>
-      </w:r>
-    </w:p>
-    <w:p>
-      <w:pPr>
-        <w:spacing w:after="0" w:before="40"/>
-      </w:pPr>
-      <w:r>
-        <w:rPr>
-          <w:b/>
-          <w:sz w:val="22"/>
-        </w:rPr>
-        <w:t>Answer: b</w:t>
-      </w:r>
-    </w:p>
-    <w:p>
-      <w:pPr>
-        <w:spacing w:after="0" w:before="0"/>
-      </w:pPr>
-      <w:r>
-        <w:rPr>
-          <w:b w:val="0"/>
-          <w:sz w:val="21"/>
-        </w:rPr>
-        <w:t>Solution: Indira Gandhi served as Prime Minister from 1966 to 1977 and again from 1980 to 1984.</w:t>
-      </w:r>
-    </w:p>
-    <w:p>
-      <w:pPr>
-        <w:spacing w:after="0" w:before="0"/>
-      </w:pPr>
-      <w:r>
-        <w:rPr>
-          <w:b w:val="0"/>
-          <w:sz w:val="20"/>
-        </w:rPr>
-        <w:t>Positive Marks: 1</w:t>
-      </w:r>
-    </w:p>
-    <w:p>
-      <w:pPr>
-        <w:spacing w:after="160" w:before="0"/>
-      </w:pPr>
-      <w:r>
-        <w:rPr>
-          <w:b w:val="0"/>
-          <w:sz w:val="20"/>
-        </w:rPr>
-        <w:t>Negative Marks: 0.25</w:t>
-      </w:r>
-    </w:p>
-    <w:p>
-      <w:pPr>
-        <w:spacing w:after="20" w:before="120"/>
-      </w:pPr>
-      <w:r>
-        <w:rPr>
-          <w:b/>
-          <w:sz w:val="22"/>
-        </w:rPr>
-        <w:t>Question: Failure to pass meconium within the first 24 Hours after birth may indicate:</w:t>
-      </w:r>
-    </w:p>
-    <w:p>
-      <w:pPr>
-        <w:spacing w:after="0" w:before="0"/>
-      </w:pPr>
-      <w:r>
-        <w:rPr>
-          <w:b w:val="0"/>
-          <w:sz w:val="22"/>
-        </w:rPr>
-        <w:t>(a) Intussusception</w:t>
-      </w:r>
-    </w:p>
-    <w:p>
-      <w:pPr>
-        <w:spacing w:after="0" w:before="0"/>
-      </w:pPr>
-      <w:r>
-        <w:rPr>
-          <w:b w:val="0"/>
-          <w:sz w:val="22"/>
-        </w:rPr>
-        <w:t>(b) Celiac disease</w:t>
-      </w:r>
-    </w:p>
-    <w:p>
-      <w:pPr>
-        <w:spacing w:after="0" w:before="0"/>
-      </w:pPr>
-      <w:r>
-        <w:rPr>
-          <w:b w:val="0"/>
-          <w:sz w:val="22"/>
-        </w:rPr>
-        <w:t>(c) Abdominal wall defect</w:t>
-      </w:r>
-    </w:p>
-    <w:p>
-      <w:pPr>
-        <w:spacing w:after="0" w:before="0"/>
-      </w:pPr>
-      <w:r>
-        <w:rPr>
-          <w:b w:val="0"/>
-          <w:sz w:val="22"/>
-        </w:rPr>
-        <w:t>(d) Hirschsprung's disease</w:t>
-      </w:r>
-    </w:p>
-    <w:p>
-      <w:pPr>
-        <w:spacing w:after="0" w:before="40"/>
-      </w:pPr>
-      <w:r>
-        <w:rPr>
-          <w:b/>
-          <w:sz w:val="22"/>
-        </w:rPr>
-        <w:t>Answer: d</w:t>
-      </w:r>
-    </w:p>
-    <w:p>
-      <w:pPr>
-        <w:spacing w:after="0" w:before="0"/>
-      </w:pPr>
-      <w:r>
-        <w:rPr>
-          <w:b w:val="0"/>
-          <w:sz w:val="21"/>
-        </w:rPr>
-        <w:t>Solution: Failure to pass meconium within the first 24 hours of life may indicate Hirschsprung's disease (congenital aganglionosis).</w:t>
-      </w:r>
-    </w:p>
-    <w:p>
-      <w:pPr>
-        <w:spacing w:after="0" w:before="0"/>
-      </w:pPr>
-      <w:r>
-        <w:rPr>
-          <w:b w:val="0"/>
-          <w:sz w:val="20"/>
-        </w:rPr>
-        <w:t>Positive Marks: 1</w:t>
-      </w:r>
-    </w:p>
-    <w:p>
-      <w:pPr>
-        <w:spacing w:after="160" w:before="0"/>
-      </w:pPr>
-      <w:r>
-        <w:rPr>
-          <w:b w:val="0"/>
-          <w:sz w:val="20"/>
-        </w:rPr>
-        <w:t>Negative Marks: 0.25</w:t>
-      </w:r>
-    </w:p>
-    <w:p>
-      <w:pPr>
-        <w:spacing w:after="20" w:before="120"/>
-      </w:pPr>
-      <w:r>
-        <w:rPr>
-          <w:b/>
-          <w:sz w:val="22"/>
-        </w:rPr>
-        <w:t>Question: The first Asian Games were held in which city?</w:t>
-      </w:r>
-    </w:p>
-    <w:p>
-      <w:pPr>
-        <w:spacing w:after="0" w:before="0"/>
-      </w:pPr>
-      <w:r>
-        <w:rPr>
-          <w:b w:val="0"/>
-          <w:sz w:val="22"/>
-        </w:rPr>
-        <w:t>(a) New Delhi</w:t>
-      </w:r>
-    </w:p>
-    <w:p>
-      <w:pPr>
-        <w:spacing w:after="0" w:before="0"/>
-      </w:pPr>
-      <w:r>
-        <w:rPr>
-          <w:b w:val="0"/>
-          <w:sz w:val="22"/>
-        </w:rPr>
-        <w:t>(b) Tokyo</w:t>
-      </w:r>
-    </w:p>
-    <w:p>
-      <w:pPr>
-        <w:spacing w:after="0" w:before="0"/>
-      </w:pPr>
-      <w:r>
-        <w:rPr>
-          <w:b w:val="0"/>
-          <w:sz w:val="22"/>
-        </w:rPr>
-        <w:t>(c) Jakarta</w:t>
-      </w:r>
-    </w:p>
-    <w:p>
-      <w:pPr>
-        <w:spacing w:after="0" w:before="0"/>
-      </w:pPr>
-      <w:r>
-        <w:rPr>
-          <w:b w:val="0"/>
-          <w:sz w:val="22"/>
-        </w:rPr>
-        <w:t>(d) Bangkok</w:t>
-      </w:r>
-    </w:p>
-    <w:p>
-      <w:pPr>
-        <w:spacing w:after="0" w:before="40"/>
-      </w:pPr>
-      <w:r>
-        <w:rPr>
-          <w:b/>
-          <w:sz w:val="22"/>
-        </w:rPr>
-        <w:t>Answer: a</w:t>
-      </w:r>
-    </w:p>
-    <w:p>
-      <w:pPr>
-        <w:spacing w:after="0" w:before="0"/>
-      </w:pPr>
-      <w:r>
-        <w:rPr>
-          <w:b w:val="0"/>
-          <w:sz w:val="21"/>
-        </w:rPr>
-        <w:t>Solution: The first Asian Games were held in New Delhi in 1951.</w:t>
-      </w:r>
-    </w:p>
-    <w:p>
-      <w:pPr>
-        <w:spacing w:after="0" w:before="0"/>
-      </w:pPr>
-      <w:r>
-        <w:rPr>
-          <w:b w:val="0"/>
-          <w:sz w:val="20"/>
-        </w:rPr>
-        <w:t>Positive Marks: 1</w:t>
-      </w:r>
-    </w:p>
-    <w:p>
-      <w:pPr>
-        <w:spacing w:after="160" w:before="0"/>
-      </w:pPr>
-      <w:r>
-        <w:rPr>
-          <w:b w:val="0"/>
-          <w:sz w:val="20"/>
-        </w:rPr>
-        <w:t>Negative Marks: 0.25</w:t>
-      </w:r>
-    </w:p>
-    <w:p>
-      <w:pPr>
-        <w:spacing w:after="20" w:before="120"/>
-      </w:pPr>
-      <w:r>
-        <w:rPr>
-          <w:b/>
-          <w:sz w:val="22"/>
-        </w:rPr>
-        <w:t>Question: Book : Author :: Painting : ?</w:t>
-      </w:r>
-    </w:p>
-    <w:p>
-      <w:pPr>
-        <w:spacing w:after="0" w:before="0"/>
-      </w:pPr>
-      <w:r>
-        <w:rPr>
-          <w:b w:val="0"/>
-          <w:sz w:val="22"/>
-        </w:rPr>
-        <w:t>(a) Canvas</w:t>
-      </w:r>
-    </w:p>
-    <w:p>
-      <w:pPr>
-        <w:spacing w:after="0" w:before="0"/>
-      </w:pPr>
-      <w:r>
-        <w:rPr>
-          <w:b w:val="0"/>
-          <w:sz w:val="22"/>
-        </w:rPr>
-        <w:t>(b) Artist</w:t>
-      </w:r>
-    </w:p>
-    <w:p>
-      <w:pPr>
-        <w:spacing w:after="0" w:before="0"/>
-      </w:pPr>
-      <w:r>
-        <w:rPr>
-          <w:b w:val="0"/>
-          <w:sz w:val="22"/>
-        </w:rPr>
-        <w:t>(c) Museum</w:t>
-      </w:r>
-    </w:p>
-    <w:p>
-      <w:pPr>
-        <w:spacing w:after="0" w:before="0"/>
-      </w:pPr>
-      <w:r>
-        <w:rPr>
-          <w:b w:val="0"/>
-          <w:sz w:val="22"/>
-        </w:rPr>
-        <w:t>(d) Brush</w:t>
-      </w:r>
-    </w:p>
-    <w:p>
-      <w:pPr>
-        <w:spacing w:after="0" w:before="40"/>
-      </w:pPr>
-      <w:r>
-        <w:rPr>
-          <w:b/>
-          <w:sz w:val="22"/>
-        </w:rPr>
-        <w:t>Answer: b</w:t>
-      </w:r>
-    </w:p>
-    <w:p>
-      <w:pPr>
-        <w:spacing w:after="0" w:before="0"/>
-      </w:pPr>
-      <w:r>
-        <w:rPr>
-          <w:b w:val="0"/>
-          <w:sz w:val="21"/>
-        </w:rPr>
-        <w:t>Solution: An author creates a book; an artist creates a painting.</w:t>
-      </w:r>
-    </w:p>
-    <w:p>
-      <w:pPr>
-        <w:spacing w:after="0" w:before="0"/>
-      </w:pPr>
-      <w:r>
-        <w:rPr>
-          <w:b w:val="0"/>
-          <w:sz w:val="20"/>
-        </w:rPr>
-        <w:t>Positive Marks: 1</w:t>
-      </w:r>
-    </w:p>
-    <w:p>
-      <w:pPr>
-        <w:spacing w:after="160" w:before="0"/>
-      </w:pPr>
-      <w:r>
-        <w:rPr>
-          <w:b w:val="0"/>
-          <w:sz w:val="20"/>
-        </w:rPr>
-        <w:t>Negative Marks: 0.25</w:t>
-      </w:r>
-    </w:p>
-    <w:p>
-      <w:pPr>
-        <w:spacing w:after="20" w:before="120"/>
-      </w:pPr>
-      <w:r>
-        <w:rPr>
-          <w:b/>
-          <w:sz w:val="22"/>
-        </w:rPr>
-        <w:t>Question: India's first manned space mission 'Gaganyaan' is scheduled using which launch vehicle?</w:t>
-      </w:r>
-    </w:p>
-    <w:p>
-      <w:pPr>
-        <w:spacing w:after="0" w:before="0"/>
-      </w:pPr>
-      <w:r>
-        <w:rPr>
-          <w:b w:val="0"/>
-          <w:sz w:val="22"/>
-        </w:rPr>
-        <w:t>(a) SSLV</w:t>
-      </w:r>
-    </w:p>
-    <w:p>
-      <w:pPr>
-        <w:spacing w:after="0" w:before="0"/>
-      </w:pPr>
-      <w:r>
-        <w:rPr>
-          <w:b w:val="0"/>
-          <w:sz w:val="22"/>
-        </w:rPr>
-        <w:t>(b) PSLV</w:t>
-      </w:r>
-    </w:p>
-    <w:p>
-      <w:pPr>
-        <w:spacing w:after="0" w:before="0"/>
-      </w:pPr>
-      <w:r>
-        <w:rPr>
-          <w:b w:val="0"/>
-          <w:sz w:val="22"/>
-        </w:rPr>
-        <w:t>(c) ASLV</w:t>
-      </w:r>
-    </w:p>
-    <w:p>
-      <w:pPr>
-        <w:spacing w:after="0" w:before="0"/>
-      </w:pPr>
-      <w:r>
-        <w:rPr>
-          <w:b w:val="0"/>
-          <w:sz w:val="22"/>
-        </w:rPr>
-        <w:t>(d) GSLV Mk III (LVM3)</w:t>
-      </w:r>
-    </w:p>
-    <w:p>
-      <w:pPr>
-        <w:spacing w:after="0" w:before="40"/>
-      </w:pPr>
-      <w:r>
-        <w:rPr>
-          <w:b/>
-          <w:sz w:val="22"/>
-        </w:rPr>
-        <w:t>Answer: d</w:t>
-      </w:r>
-    </w:p>
-    <w:p>
-      <w:pPr>
-        <w:spacing w:after="0" w:before="0"/>
-      </w:pPr>
-      <w:r>
-        <w:rPr>
-          <w:b w:val="0"/>
-          <w:sz w:val="21"/>
-        </w:rPr>
-        <w:t>Solution: Gaganyaan, India's human spaceflight programme, will use the LVM3 (GSLV Mk III) launch vehicle.</w:t>
-      </w:r>
-    </w:p>
-    <w:p>
-      <w:pPr>
-        <w:spacing w:after="0" w:before="0"/>
-      </w:pPr>
-      <w:r>
-        <w:rPr>
-          <w:b w:val="0"/>
-          <w:sz w:val="20"/>
-        </w:rPr>
-        <w:t>Positive Marks: 1</w:t>
-      </w:r>
-    </w:p>
-    <w:p>
-      <w:pPr>
-        <w:spacing w:after="160" w:before="0"/>
-      </w:pPr>
-      <w:r>
-        <w:rPr>
-          <w:b w:val="0"/>
-          <w:sz w:val="20"/>
-        </w:rPr>
-        <w:t>Negative Marks: 0.25</w:t>
-      </w:r>
-    </w:p>
-    <w:p>
-      <w:pPr>
-        <w:spacing w:after="20" w:before="120"/>
-      </w:pPr>
-      <w:r>
-        <w:rPr>
-          <w:b/>
-          <w:sz w:val="22"/>
-        </w:rPr>
-        <w:t>Question: In a row, Sita is 9th from the left and 7th from the right. What is the total number of students?</w:t>
-      </w:r>
-    </w:p>
-    <w:p>
-      <w:pPr>
-        <w:spacing w:after="0" w:before="0"/>
-      </w:pPr>
-      <w:r>
-        <w:rPr>
-          <w:b w:val="0"/>
-          <w:sz w:val="22"/>
-        </w:rPr>
-        <w:t>(a) 16</w:t>
-      </w:r>
-    </w:p>
-    <w:p>
-      <w:pPr>
-        <w:spacing w:after="0" w:before="0"/>
-      </w:pPr>
-      <w:r>
-        <w:rPr>
-          <w:b w:val="0"/>
-          <w:sz w:val="22"/>
-        </w:rPr>
-        <w:t>(b) 14</w:t>
-      </w:r>
-    </w:p>
-    <w:p>
-      <w:pPr>
-        <w:spacing w:after="0" w:before="0"/>
-      </w:pPr>
-      <w:r>
-        <w:rPr>
-          <w:b w:val="0"/>
-          <w:sz w:val="22"/>
-        </w:rPr>
-        <w:t>(c) 17</w:t>
-      </w:r>
-    </w:p>
-    <w:p>
-      <w:pPr>
-        <w:spacing w:after="0" w:before="0"/>
-      </w:pPr>
-      <w:r>
-        <w:rPr>
-          <w:b w:val="0"/>
-          <w:sz w:val="22"/>
-        </w:rPr>
-        <w:t>(d) 15</w:t>
-      </w:r>
-    </w:p>
-    <w:p>
-      <w:pPr>
-        <w:spacing w:after="0" w:before="40"/>
-      </w:pPr>
-      <w:r>
-        <w:rPr>
-          <w:b/>
-          <w:sz w:val="22"/>
-        </w:rPr>
-        <w:t>Answer: d</w:t>
-      </w:r>
-    </w:p>
-    <w:p>
-      <w:pPr>
-        <w:spacing w:after="0" w:before="0"/>
-      </w:pPr>
-      <w:r>
-        <w:rPr>
-          <w:b w:val="0"/>
-          <w:sz w:val="21"/>
-        </w:rPr>
-        <w:t>Solution: Total = 9 + 7 − 1 = 15.</w:t>
-      </w:r>
-    </w:p>
-    <w:p>
-      <w:pPr>
-        <w:spacing w:after="0" w:before="0"/>
-      </w:pPr>
-      <w:r>
-        <w:rPr>
-          <w:b w:val="0"/>
-          <w:sz w:val="20"/>
-        </w:rPr>
-        <w:t>Positive Marks: 1</w:t>
-      </w:r>
-    </w:p>
-    <w:p>
-      <w:pPr>
-        <w:spacing w:after="160" w:before="0"/>
-      </w:pPr>
-      <w:r>
-        <w:rPr>
-          <w:b w:val="0"/>
-          <w:sz w:val="20"/>
-        </w:rPr>
-        <w:t>Negative Marks: 0.25</w:t>
-      </w:r>
-    </w:p>
-    <w:p>
-      <w:pPr>
-        <w:spacing w:after="20" w:before="120"/>
-      </w:pPr>
-      <w:r>
-        <w:rPr>
-          <w:b/>
-          <w:sz w:val="22"/>
-        </w:rPr>
-        <w:t>Question: Find the next number in the series: 3, 8, 15, 24, 35, ?</w:t>
-      </w:r>
-    </w:p>
-    <w:p>
-      <w:pPr>
-        <w:spacing w:after="0" w:before="0"/>
-      </w:pPr>
-      <w:r>
-        <w:rPr>
-          <w:b w:val="0"/>
-          <w:sz w:val="22"/>
-        </w:rPr>
-        <w:t>(a) 46</w:t>
-      </w:r>
-    </w:p>
-    <w:p>
-      <w:pPr>
-        <w:spacing w:after="0" w:before="0"/>
-      </w:pPr>
-      <w:r>
-        <w:rPr>
-          <w:b w:val="0"/>
-          <w:sz w:val="22"/>
-        </w:rPr>
-        <w:t>(b) 48</w:t>
-      </w:r>
-    </w:p>
-    <w:p>
-      <w:pPr>
-        <w:spacing w:after="0" w:before="0"/>
-      </w:pPr>
-      <w:r>
-        <w:rPr>
-          <w:b w:val="0"/>
-          <w:sz w:val="22"/>
-        </w:rPr>
-        <w:t>(c) 50</w:t>
-      </w:r>
-    </w:p>
-    <w:p>
-      <w:pPr>
-        <w:spacing w:after="0" w:before="0"/>
-      </w:pPr>
-      <w:r>
-        <w:rPr>
-          <w:b w:val="0"/>
-          <w:sz w:val="22"/>
-        </w:rPr>
-        <w:t>(d) 44</w:t>
-      </w:r>
-    </w:p>
-    <w:p>
-      <w:pPr>
-        <w:spacing w:after="0" w:before="40"/>
-      </w:pPr>
-      <w:r>
-        <w:rPr>
-          <w:b/>
-          <w:sz w:val="22"/>
-        </w:rPr>
-        <w:t>Answer: b</w:t>
-      </w:r>
-    </w:p>
-    <w:p>
-      <w:pPr>
-        <w:spacing w:after="0" w:before="0"/>
-      </w:pPr>
-      <w:r>
-        <w:rPr>
-          <w:b w:val="0"/>
-          <w:sz w:val="21"/>
-        </w:rPr>
-        <w:t>Solution: Differences are odd numbers increasing by 2 (+5, +7, +9, +11, +13): 35 + 13 = 48.</w:t>
-      </w:r>
-    </w:p>
-    <w:p>
-      <w:pPr>
-        <w:spacing w:after="0" w:before="0"/>
-      </w:pPr>
-      <w:r>
-        <w:rPr>
-          <w:b w:val="0"/>
-          <w:sz w:val="20"/>
-        </w:rPr>
-        <w:t>Positive Marks: 1</w:t>
-      </w:r>
-    </w:p>
-    <w:p>
-      <w:pPr>
-        <w:spacing w:after="160" w:before="0"/>
-      </w:pPr>
-      <w:r>
-        <w:rPr>
-          <w:b w:val="0"/>
-          <w:sz w:val="20"/>
-        </w:rPr>
-        <w:t>Negative Marks: 0.25</w:t>
-      </w:r>
-    </w:p>
-    <w:p>
-      <w:pPr>
-        <w:spacing w:after="20" w:before="120"/>
-      </w:pPr>
-      <w:r>
-        <w:rPr>
-          <w:b/>
-          <w:sz w:val="22"/>
-        </w:rPr>
-        <w:t>Question: A is the father of B. B is the sister of C. C is the son of D. How is D related to A?</w:t>
-      </w:r>
-    </w:p>
-    <w:p>
-      <w:pPr>
-        <w:spacing w:after="0" w:before="0"/>
-      </w:pPr>
-      <w:r>
-        <w:rPr>
-          <w:b w:val="0"/>
-          <w:sz w:val="22"/>
-        </w:rPr>
-        <w:t>(a) Mother</w:t>
-      </w:r>
-    </w:p>
-    <w:p>
-      <w:pPr>
-        <w:spacing w:after="0" w:before="0"/>
-      </w:pPr>
-      <w:r>
-        <w:rPr>
-          <w:b w:val="0"/>
-          <w:sz w:val="22"/>
-        </w:rPr>
-        <w:t>(b) Sister</w:t>
-      </w:r>
-    </w:p>
-    <w:p>
-      <w:pPr>
-        <w:spacing w:after="0" w:before="0"/>
-      </w:pPr>
-      <w:r>
-        <w:rPr>
-          <w:b w:val="0"/>
-          <w:sz w:val="22"/>
-        </w:rPr>
-        <w:t>(c) Wife</w:t>
-      </w:r>
-    </w:p>
-    <w:p>
-      <w:pPr>
-        <w:spacing w:after="0" w:before="0"/>
-      </w:pPr>
-      <w:r>
-        <w:rPr>
-          <w:b w:val="0"/>
-          <w:sz w:val="22"/>
-        </w:rPr>
-        <w:t>(d) Daughter</w:t>
-      </w:r>
-    </w:p>
-    <w:p>
-      <w:pPr>
-        <w:spacing w:after="0" w:before="40"/>
-      </w:pPr>
-      <w:r>
-        <w:rPr>
-          <w:b/>
-          <w:sz w:val="22"/>
-        </w:rPr>
-        <w:t>Answer: c</w:t>
-      </w:r>
-    </w:p>
-    <w:p>
-      <w:pPr>
-        <w:spacing w:after="0" w:before="0"/>
-      </w:pPr>
-      <w:r>
-        <w:rPr>
-          <w:b w:val="0"/>
-          <w:sz w:val="21"/>
-        </w:rPr>
-        <w:t>Solution: B and C are siblings, so D (C's mother) is the wife of A (their father).</w:t>
-      </w:r>
-    </w:p>
-    <w:p>
-      <w:pPr>
-        <w:spacing w:after="0" w:before="0"/>
-      </w:pPr>
-      <w:r>
-        <w:rPr>
-          <w:b w:val="0"/>
-          <w:sz w:val="20"/>
-        </w:rPr>
-        <w:t>Positive Marks: 1</w:t>
-      </w:r>
-    </w:p>
-    <w:p>
-      <w:pPr>
-        <w:spacing w:after="160" w:before="0"/>
-      </w:pPr>
-      <w:r>
-        <w:rPr>
-          <w:b w:val="0"/>
-          <w:sz w:val="20"/>
-        </w:rPr>
-        <w:t>Negative Marks: 0.25</w:t>
-      </w:r>
-    </w:p>
-    <w:p>
-      <w:pPr>
-        <w:spacing w:after="20" w:before="120"/>
-      </w:pPr>
-      <w:r>
-        <w:rPr>
-          <w:b/>
-          <w:sz w:val="22"/>
-        </w:rPr>
-        <w:t>Question: World Tuberculosis Day is observed on:</w:t>
-      </w:r>
-    </w:p>
-    <w:p>
-      <w:pPr>
-        <w:spacing w:after="0" w:before="0"/>
-      </w:pPr>
-      <w:r>
-        <w:rPr>
-          <w:b w:val="0"/>
-          <w:sz w:val="22"/>
-        </w:rPr>
-        <w:t>(a) 1 December</w:t>
-      </w:r>
-    </w:p>
-    <w:p>
-      <w:pPr>
-        <w:spacing w:after="0" w:before="0"/>
-      </w:pPr>
-      <w:r>
-        <w:rPr>
-          <w:b w:val="0"/>
-          <w:sz w:val="22"/>
-        </w:rPr>
-        <w:t>(b) 22 March</w:t>
-      </w:r>
-    </w:p>
-    <w:p>
-      <w:pPr>
-        <w:spacing w:after="0" w:before="0"/>
-      </w:pPr>
-      <w:r>
-        <w:rPr>
-          <w:b w:val="0"/>
-          <w:sz w:val="22"/>
-        </w:rPr>
-        <w:t>(c) 7 April</w:t>
-      </w:r>
-    </w:p>
-    <w:p>
-      <w:pPr>
-        <w:spacing w:after="0" w:before="0"/>
-      </w:pPr>
-      <w:r>
-        <w:rPr>
-          <w:b w:val="0"/>
-          <w:sz w:val="22"/>
-        </w:rPr>
-        <w:t>(d) 24 March</w:t>
-      </w:r>
-    </w:p>
-    <w:p>
-      <w:pPr>
-        <w:spacing w:after="0" w:before="40"/>
-      </w:pPr>
-      <w:r>
-        <w:rPr>
-          <w:b/>
-          <w:sz w:val="22"/>
-        </w:rPr>
-        <w:t>Answer: d</w:t>
-      </w:r>
-    </w:p>
-    <w:p>
-      <w:pPr>
-        <w:spacing w:after="0" w:before="0"/>
-      </w:pPr>
-      <w:r>
-        <w:rPr>
-          <w:b w:val="0"/>
-          <w:sz w:val="21"/>
-        </w:rPr>
-        <w:t>Solution: World TB Day (24 March) marks the discovery of the TB bacillus by Robert Koch in 1882.</w:t>
-      </w:r>
-    </w:p>
-    <w:p>
-      <w:pPr>
-        <w:spacing w:after="0" w:before="0"/>
-      </w:pPr>
-      <w:r>
-        <w:rPr>
-          <w:b w:val="0"/>
-          <w:sz w:val="20"/>
-        </w:rPr>
-        <w:t>Positive Marks: 1</w:t>
-      </w:r>
-    </w:p>
-    <w:p>
-      <w:pPr>
-        <w:spacing w:after="160" w:before="0"/>
-      </w:pPr>
-      <w:r>
-        <w:rPr>
-          <w:b w:val="0"/>
-          <w:sz w:val="20"/>
-        </w:rPr>
-        <w:t>Negative Marks: 0.25</w:t>
-      </w:r>
-    </w:p>
-    <w:p>
-      <w:pPr>
-        <w:spacing w:after="20" w:before="120"/>
-      </w:pPr>
-      <w:r>
-        <w:rPr>
-          <w:b/>
-          <w:sz w:val="22"/>
-        </w:rPr>
-        <w:t>Question: Which is the highest mountain peak in India?</w:t>
-      </w:r>
-    </w:p>
-    <w:p>
-      <w:pPr>
-        <w:spacing w:after="0" w:before="0"/>
-      </w:pPr>
-      <w:r>
-        <w:rPr>
-          <w:b w:val="0"/>
-          <w:sz w:val="22"/>
-        </w:rPr>
-        <w:t>(a) K2 (Godwin Austen)</w:t>
-      </w:r>
-    </w:p>
-    <w:p>
-      <w:pPr>
-        <w:spacing w:after="0" w:before="0"/>
-      </w:pPr>
-      <w:r>
-        <w:rPr>
-          <w:b w:val="0"/>
-          <w:sz w:val="22"/>
-        </w:rPr>
-        <w:t>(b) Kangchenjunga</w:t>
-      </w:r>
-    </w:p>
-    <w:p>
-      <w:pPr>
-        <w:spacing w:after="0" w:before="0"/>
-      </w:pPr>
-      <w:r>
-        <w:rPr>
-          <w:b w:val="0"/>
-          <w:sz w:val="22"/>
-        </w:rPr>
-        <w:t>(c) Nanda Devi</w:t>
-      </w:r>
-    </w:p>
-    <w:p>
-      <w:pPr>
-        <w:spacing w:after="0" w:before="0"/>
-      </w:pPr>
-      <w:r>
-        <w:rPr>
-          <w:b w:val="0"/>
-          <w:sz w:val="22"/>
-        </w:rPr>
-        <w:t>(d) Mount Everest</w:t>
-      </w:r>
-    </w:p>
-    <w:p>
-      <w:pPr>
-        <w:spacing w:after="0" w:before="40"/>
-      </w:pPr>
-      <w:r>
-        <w:rPr>
-          <w:b/>
-          <w:sz w:val="22"/>
-        </w:rPr>
-        <w:t>Answer: b</w:t>
-      </w:r>
-    </w:p>
-    <w:p>
-      <w:pPr>
-        <w:spacing w:after="0" w:before="0"/>
-      </w:pPr>
-      <w:r>
-        <w:rPr>
-          <w:b w:val="0"/>
-          <w:sz w:val="21"/>
-        </w:rPr>
-        <w:t>Solution: Kangchenjunga (8586 m) is the highest peak located entirely within India; K2 lies in Pakistan-occupied Kashmir.</w:t>
-      </w:r>
-    </w:p>
-    <w:p>
-      <w:pPr>
-        <w:spacing w:after="0" w:before="0"/>
-      </w:pPr>
-      <w:r>
-        <w:rPr>
-          <w:b w:val="0"/>
-          <w:sz w:val="20"/>
-        </w:rPr>
-        <w:t>Positive Marks: 1</w:t>
-      </w:r>
-    </w:p>
-    <w:p>
-      <w:pPr>
-        <w:spacing w:after="160" w:before="0"/>
-      </w:pPr>
-      <w:r>
-        <w:rPr>
-          <w:b w:val="0"/>
-          <w:sz w:val="20"/>
-        </w:rPr>
-        <w:t>Negative Marks: 0.25</w:t>
-      </w:r>
-    </w:p>
-    <w:p>
-      <w:pPr>
-        <w:spacing w:after="20" w:before="120"/>
-      </w:pPr>
-      <w:r>
-        <w:rPr>
-          <w:b/>
-          <w:sz w:val="22"/>
-        </w:rPr>
-        <w:t>Question: The national animal of India is:</w:t>
-      </w:r>
-    </w:p>
-    <w:p>
-      <w:pPr>
-        <w:spacing w:after="0" w:before="0"/>
-      </w:pPr>
-      <w:r>
-        <w:rPr>
-          <w:b w:val="0"/>
-          <w:sz w:val="22"/>
-        </w:rPr>
-        <w:t>(a) Tiger</w:t>
-      </w:r>
-    </w:p>
-    <w:p>
-      <w:pPr>
-        <w:spacing w:after="0" w:before="0"/>
-      </w:pPr>
-      <w:r>
-        <w:rPr>
-          <w:b w:val="0"/>
-          <w:sz w:val="22"/>
-        </w:rPr>
-        <w:t>(b) Lion</w:t>
-      </w:r>
-    </w:p>
-    <w:p>
-      <w:pPr>
-        <w:spacing w:after="0" w:before="0"/>
-      </w:pPr>
-      <w:r>
-        <w:rPr>
-          <w:b w:val="0"/>
-          <w:sz w:val="22"/>
-        </w:rPr>
-        <w:t>(c) Elephant</w:t>
-      </w:r>
-    </w:p>
-    <w:p>
-      <w:pPr>
-        <w:spacing w:after="0" w:before="0"/>
-      </w:pPr>
-      <w:r>
-        <w:rPr>
-          <w:b w:val="0"/>
-          <w:sz w:val="22"/>
-        </w:rPr>
-        <w:t>(d) Leopard</w:t>
-      </w:r>
-    </w:p>
-    <w:p>
-      <w:pPr>
-        <w:spacing w:after="0" w:before="40"/>
-      </w:pPr>
-      <w:r>
-        <w:rPr>
-          <w:b/>
-          <w:sz w:val="22"/>
-        </w:rPr>
-        <w:t>Answer: a</w:t>
-      </w:r>
-    </w:p>
-    <w:p>
-      <w:pPr>
-        <w:spacing w:after="0" w:before="0"/>
-      </w:pPr>
-      <w:r>
-        <w:rPr>
-          <w:b w:val="0"/>
-          <w:sz w:val="21"/>
-        </w:rPr>
-        <w:t>Solution: The Bengal tiger is the national animal of India; the lion is the national animal of the emblems of Sri Lanka.</w:t>
-      </w:r>
-    </w:p>
-    <w:p>
-      <w:pPr>
-        <w:spacing w:after="0" w:before="0"/>
-      </w:pPr>
-      <w:r>
-        <w:rPr>
-          <w:b w:val="0"/>
-          <w:sz w:val="20"/>
-        </w:rPr>
-        <w:t>Positive Marks: 1</w:t>
-      </w:r>
-    </w:p>
-    <w:p>
-      <w:pPr>
-        <w:spacing w:after="160" w:before="0"/>
-      </w:pPr>
-      <w:r>
-        <w:rPr>
-          <w:b w:val="0"/>
-          <w:sz w:val="20"/>
-        </w:rPr>
-        <w:t>Negative Marks: 0.25</w:t>
-      </w:r>
-    </w:p>
-    <w:p>
-      <w:pPr>
-        <w:spacing w:after="20" w:before="120"/>
-      </w:pPr>
-      <w:r>
-        <w:rPr>
-          <w:b/>
-          <w:sz w:val="22"/>
-        </w:rPr>
-        <w:t>Question: Ramesh is 7th from the top and 5th from the bottom of his class. How many students are in the class?</w:t>
-      </w:r>
-    </w:p>
-    <w:p>
-      <w:pPr>
-        <w:spacing w:after="0" w:before="0"/>
-      </w:pPr>
-      <w:r>
-        <w:rPr>
-          <w:b w:val="0"/>
-          <w:sz w:val="22"/>
-        </w:rPr>
-        <w:t>(a) 13</w:t>
-      </w:r>
-    </w:p>
-    <w:p>
-      <w:pPr>
-        <w:spacing w:after="0" w:before="0"/>
-      </w:pPr>
-      <w:r>
-        <w:rPr>
-          <w:b w:val="0"/>
-          <w:sz w:val="22"/>
-        </w:rPr>
-        <w:t>(b) 10</w:t>
-      </w:r>
-    </w:p>
-    <w:p>
-      <w:pPr>
-        <w:spacing w:after="0" w:before="0"/>
-      </w:pPr>
-      <w:r>
-        <w:rPr>
-          <w:b w:val="0"/>
-          <w:sz w:val="22"/>
-        </w:rPr>
-        <w:t>(c) 11</w:t>
-      </w:r>
-    </w:p>
-    <w:p>
-      <w:pPr>
-        <w:spacing w:after="0" w:before="0"/>
-      </w:pPr>
-      <w:r>
-        <w:rPr>
-          <w:b w:val="0"/>
-          <w:sz w:val="22"/>
-        </w:rPr>
-        <w:t>(d) 12</w:t>
-      </w:r>
-    </w:p>
-    <w:p>
-      <w:pPr>
-        <w:spacing w:after="0" w:before="40"/>
-      </w:pPr>
-      <w:r>
-        <w:rPr>
-          <w:b/>
-          <w:sz w:val="22"/>
-        </w:rPr>
-        <w:t>Answer: c</w:t>
-      </w:r>
-    </w:p>
-    <w:p>
-      <w:pPr>
-        <w:spacing w:after="0" w:before="0"/>
-      </w:pPr>
-      <w:r>
-        <w:rPr>
-          <w:b w:val="0"/>
-          <w:sz w:val="21"/>
-        </w:rPr>
-        <w:t>Solution: Total = 7 + 5 − 1 = 11 (he is counted twice).</w:t>
-      </w:r>
-    </w:p>
-    <w:p>
-      <w:pPr>
-        <w:spacing w:after="0" w:before="0"/>
-      </w:pPr>
-      <w:r>
-        <w:rPr>
-          <w:b w:val="0"/>
-          <w:sz w:val="20"/>
-        </w:rPr>
-        <w:t>Positive Marks: 1</w:t>
-      </w:r>
-    </w:p>
-    <w:p>
-      <w:pPr>
-        <w:spacing w:after="160" w:before="0"/>
-      </w:pPr>
-      <w:r>
-        <w:rPr>
-          <w:b w:val="0"/>
-          <w:sz w:val="20"/>
-        </w:rPr>
-        <w:t>Negative Marks: 0.25</w:t>
-      </w:r>
-    </w:p>
-    <w:p>
-      <w:pPr>
-        <w:spacing w:after="20" w:before="120"/>
-      </w:pPr>
-      <w:r>
-        <w:rPr>
-          <w:b/>
-          <w:sz w:val="22"/>
-        </w:rPr>
-        <w:t>Question: Find the next number in the series: 3, 6, 12, 24, 48, ?</w:t>
-      </w:r>
-    </w:p>
-    <w:p>
-      <w:pPr>
-        <w:spacing w:after="0" w:before="0"/>
-      </w:pPr>
-      <w:r>
-        <w:rPr>
-          <w:b w:val="0"/>
-          <w:sz w:val="22"/>
-        </w:rPr>
-        <w:t>(a) 84</w:t>
-      </w:r>
-    </w:p>
-    <w:p>
-      <w:pPr>
-        <w:spacing w:after="0" w:before="0"/>
-      </w:pPr>
-      <w:r>
-        <w:rPr>
-          <w:b w:val="0"/>
-          <w:sz w:val="22"/>
-        </w:rPr>
-        <w:t>(b) 96</w:t>
-      </w:r>
-    </w:p>
-    <w:p>
-      <w:pPr>
-        <w:spacing w:after="0" w:before="0"/>
-      </w:pPr>
-      <w:r>
-        <w:rPr>
-          <w:b w:val="0"/>
-          <w:sz w:val="22"/>
-        </w:rPr>
-        <w:t>(c) 72</w:t>
-      </w:r>
-    </w:p>
-    <w:p>
-      <w:pPr>
-        <w:spacing w:after="0" w:before="0"/>
-      </w:pPr>
-      <w:r>
-        <w:rPr>
-          <w:b w:val="0"/>
-          <w:sz w:val="22"/>
-        </w:rPr>
-        <w:t>(d) 60</w:t>
-      </w:r>
-    </w:p>
-    <w:p>
-      <w:pPr>
-        <w:spacing w:after="0" w:before="40"/>
-      </w:pPr>
-      <w:r>
-        <w:rPr>
-          <w:b/>
-          <w:sz w:val="22"/>
-        </w:rPr>
-        <w:t>Answer: b</w:t>
-      </w:r>
-    </w:p>
-    <w:p>
-      <w:pPr>
-        <w:spacing w:after="0" w:before="0"/>
-      </w:pPr>
-      <w:r>
-        <w:rPr>
-          <w:b w:val="0"/>
-          <w:sz w:val="21"/>
-        </w:rPr>
-        <w:t>Solution: Each term is doubled: 48 × 2 = 96.</w:t>
-      </w:r>
-    </w:p>
-    <w:p>
-      <w:pPr>
-        <w:spacing w:after="0" w:before="0"/>
-      </w:pPr>
-      <w:r>
-        <w:rPr>
-          <w:b w:val="0"/>
-          <w:sz w:val="20"/>
-        </w:rPr>
-        <w:t>Positive Marks: 1</w:t>
-      </w:r>
-    </w:p>
-    <w:p>
-      <w:pPr>
-        <w:spacing w:after="160" w:before="0"/>
-      </w:pPr>
-      <w:r>
-        <w:rPr>
-          <w:b w:val="0"/>
-          <w:sz w:val="20"/>
-        </w:rPr>
-        <w:t>Negative Marks: 0.25</w:t>
-      </w:r>
-    </w:p>
-    <w:p>
-      <w:pPr>
-        <w:spacing w:after="20" w:before="120"/>
-      </w:pPr>
-      <w:r>
-        <w:rPr>
-          <w:b/>
-          <w:sz w:val="22"/>
-        </w:rPr>
-        <w:t>Question: Which of the following place is famous for its gigantic rock- cut statue of Buddha?</w:t>
-      </w:r>
-    </w:p>
-    <w:p>
-      <w:pPr>
-        <w:spacing w:after="0" w:before="0"/>
-      </w:pPr>
-      <w:r>
-        <w:rPr>
-          <w:b w:val="0"/>
-          <w:sz w:val="22"/>
-        </w:rPr>
-        <w:t>(a) Angor Vat</w:t>
-      </w:r>
-    </w:p>
-    <w:p>
-      <w:pPr>
-        <w:spacing w:after="0" w:before="0"/>
-      </w:pPr>
-      <w:r>
-        <w:rPr>
-          <w:b w:val="0"/>
-          <w:sz w:val="22"/>
-        </w:rPr>
-        <w:t>(b) Borobudur</w:t>
-      </w:r>
-    </w:p>
-    <w:p>
-      <w:pPr>
-        <w:spacing w:after="0" w:before="0"/>
-      </w:pPr>
-      <w:r>
-        <w:rPr>
-          <w:b w:val="0"/>
-          <w:sz w:val="22"/>
-        </w:rPr>
-        <w:t>(c) Bamiyan</w:t>
-      </w:r>
-    </w:p>
-    <w:p>
-      <w:pPr>
-        <w:spacing w:after="0" w:before="0"/>
-      </w:pPr>
-      <w:r>
-        <w:rPr>
-          <w:b w:val="0"/>
-          <w:sz w:val="22"/>
-        </w:rPr>
-        <w:t>(d) Anuradhapura</w:t>
-      </w:r>
-    </w:p>
-    <w:p>
-      <w:pPr>
-        <w:spacing w:after="0" w:before="40"/>
-      </w:pPr>
-      <w:r>
-        <w:rPr>
-          <w:b/>
-          <w:sz w:val="22"/>
-        </w:rPr>
-        <w:t>Answer: c</w:t>
-      </w:r>
-    </w:p>
-    <w:p>
-      <w:pPr>
-        <w:spacing w:after="0" w:before="0"/>
-      </w:pPr>
-      <w:r>
-        <w:rPr>
-          <w:b w:val="0"/>
-          <w:sz w:val="21"/>
-        </w:rPr>
-        <w:t>Solution: Bamiyan is a famous place in Afghanistan known for its colossal rock-cut statue of Buddha, which was one of the largest Buddha statues in the world before it was destroyed by the Taliban in 2001. The statue was carved into a cliff face in the 6th century AD and was about 55 meters tall. Bamiyan is a UNESCO World Heritage Site, and the ruins of the statue remain a popular tourist attraction.</w:t>
-      </w:r>
-    </w:p>
-    <w:p>
-      <w:pPr>
-        <w:spacing w:after="0" w:before="0"/>
-      </w:pPr>
-      <w:r>
-        <w:rPr>
-          <w:b w:val="0"/>
-          <w:sz w:val="20"/>
-        </w:rPr>
-        <w:t>Positive Marks: 1</w:t>
-      </w:r>
-    </w:p>
-    <w:p>
-      <w:pPr>
-        <w:spacing w:after="160" w:before="0"/>
-      </w:pPr>
-      <w:r>
-        <w:rPr>
-          <w:b w:val="0"/>
-          <w:sz w:val="20"/>
-        </w:rPr>
-        <w:t>Negative Marks: 0.25</w:t>
-      </w:r>
-    </w:p>
-    <w:p>
-      <w:pPr>
-        <w:spacing w:after="20" w:before="120"/>
-      </w:pPr>
-      <w:r>
-        <w:rPr>
-          <w:b/>
-          <w:sz w:val="22"/>
-        </w:rPr>
-        <w:t>Question: How many Fundamental Duties are listed in the Indian Constitution (Article 51A)?</w:t>
-      </w:r>
-    </w:p>
-    <w:p>
-      <w:pPr>
-        <w:spacing w:after="0" w:before="0"/>
-      </w:pPr>
-      <w:r>
-        <w:rPr>
-          <w:b w:val="0"/>
-          <w:sz w:val="22"/>
-        </w:rPr>
-        <w:t>(a) Eleven</w:t>
-      </w:r>
-    </w:p>
-    <w:p>
-      <w:pPr>
-        <w:spacing w:after="0" w:before="0"/>
-      </w:pPr>
-      <w:r>
-        <w:rPr>
-          <w:b w:val="0"/>
-          <w:sz w:val="22"/>
-        </w:rPr>
-        <w:t>(b) Ten</w:t>
-      </w:r>
-    </w:p>
-    <w:p>
-      <w:pPr>
-        <w:spacing w:after="0" w:before="0"/>
-      </w:pPr>
-      <w:r>
-        <w:rPr>
-          <w:b w:val="0"/>
-          <w:sz w:val="22"/>
-        </w:rPr>
-        <w:t>(c) Eight</w:t>
-      </w:r>
-    </w:p>
-    <w:p>
-      <w:pPr>
-        <w:spacing w:after="0" w:before="0"/>
-      </w:pPr>
-      <w:r>
-        <w:rPr>
-          <w:b w:val="0"/>
-          <w:sz w:val="22"/>
-        </w:rPr>
-        <w:t>(d) Six</w:t>
-      </w:r>
-    </w:p>
-    <w:p>
-      <w:pPr>
-        <w:spacing w:after="0" w:before="40"/>
-      </w:pPr>
-      <w:r>
-        <w:rPr>
-          <w:b/>
-          <w:sz w:val="22"/>
-        </w:rPr>
-        <w:t>Answer: a</w:t>
-      </w:r>
-    </w:p>
-    <w:p>
-      <w:pPr>
-        <w:spacing w:after="0" w:before="0"/>
-      </w:pPr>
-      <w:r>
-        <w:rPr>
-          <w:b w:val="0"/>
-          <w:sz w:val="21"/>
-        </w:rPr>
-        <w:t>Solution: There are 11 Fundamental Duties, added by the 42nd Amendment (1976) on the recommendation of the Swaran Singh Committee.</w:t>
-      </w:r>
-    </w:p>
-    <w:p>
-      <w:pPr>
-        <w:spacing w:after="0" w:before="0"/>
-      </w:pPr>
-      <w:r>
-        <w:rPr>
-          <w:b w:val="0"/>
-          <w:sz w:val="20"/>
-        </w:rPr>
-        <w:t>Positive Marks: 1</w:t>
-      </w:r>
-    </w:p>
-    <w:p>
-      <w:pPr>
-        <w:spacing w:after="160" w:before="0"/>
-      </w:pPr>
-      <w:r>
-        <w:rPr>
-          <w:b w:val="0"/>
-          <w:sz w:val="20"/>
-        </w:rPr>
-        <w:t>Negative Marks: 0.25</w:t>
-      </w:r>
-    </w:p>
-    <w:p>
-      <w:pPr>
-        <w:spacing w:after="20" w:before="120"/>
-      </w:pPr>
-      <w:r>
-        <w:rPr>
-          <w:b/>
-          <w:sz w:val="22"/>
-        </w:rPr>
-        <w:t>Question: Folic acid richest sources?</w:t>
-      </w:r>
-    </w:p>
-    <w:p>
-      <w:pPr>
-        <w:spacing w:after="0" w:before="0"/>
-      </w:pPr>
-      <w:r>
-        <w:rPr>
-          <w:b w:val="0"/>
-          <w:sz w:val="22"/>
-        </w:rPr>
-        <w:t>(a) Milk</w:t>
-      </w:r>
-    </w:p>
-    <w:p>
-      <w:pPr>
-        <w:spacing w:after="0" w:before="0"/>
-      </w:pPr>
-      <w:r>
-        <w:rPr>
-          <w:b w:val="0"/>
-          <w:sz w:val="22"/>
-        </w:rPr>
-        <w:t>(b) Meat</w:t>
-      </w:r>
-    </w:p>
-    <w:p>
-      <w:pPr>
-        <w:spacing w:after="0" w:before="0"/>
-      </w:pPr>
-      <w:r>
-        <w:rPr>
-          <w:b w:val="0"/>
-          <w:sz w:val="22"/>
-        </w:rPr>
-        <w:t>(c) Green leafy vegetables</w:t>
-      </w:r>
-    </w:p>
-    <w:p>
-      <w:pPr>
-        <w:spacing w:after="0" w:before="0"/>
-      </w:pPr>
-      <w:r>
-        <w:rPr>
-          <w:b w:val="0"/>
-          <w:sz w:val="22"/>
-        </w:rPr>
-        <w:t>(d) Banana</w:t>
-      </w:r>
-    </w:p>
-    <w:p>
-      <w:pPr>
-        <w:spacing w:after="0" w:before="40"/>
-      </w:pPr>
-      <w:r>
-        <w:rPr>
-          <w:b/>
-          <w:sz w:val="22"/>
-        </w:rPr>
-        <w:t>Answer: c</w:t>
-      </w:r>
-    </w:p>
-    <w:p>
-      <w:pPr>
-        <w:spacing w:after="0" w:before="0"/>
-      </w:pPr>
-      <w:r>
-        <w:rPr>
-          <w:b w:val="0"/>
-          <w:sz w:val="21"/>
-        </w:rPr>
-        <w:t>Solution: Dark green leafy vegetables (spinach, kale), legumes and liver are the richest dietary sources of folic acid (folate).</w:t>
-      </w:r>
-    </w:p>
-    <w:p>
-      <w:pPr>
-        <w:spacing w:after="0" w:before="0"/>
-      </w:pPr>
-      <w:r>
-        <w:rPr>
-          <w:b w:val="0"/>
-          <w:sz w:val="20"/>
-        </w:rPr>
-        <w:t>Positive Marks: 1</w:t>
-      </w:r>
-    </w:p>
-    <w:p>
-      <w:pPr>
-        <w:spacing w:after="160" w:before="0"/>
-      </w:pPr>
-      <w:r>
-        <w:rPr>
-          <w:b w:val="0"/>
-          <w:sz w:val="20"/>
-        </w:rPr>
-        <w:t>Negative Marks: 0.25</w:t>
-      </w:r>
-    </w:p>
-    <w:p>
-      <w:pPr>
-        <w:spacing w:after="20" w:before="120"/>
-      </w:pPr>
-      <w:r>
-        <w:rPr>
-          <w:b/>
-          <w:sz w:val="22"/>
-        </w:rPr>
-        <w:t>Question: The river Ganga originates from which glacier?</w:t>
-      </w:r>
-    </w:p>
-    <w:p>
-      <w:pPr>
-        <w:spacing w:after="0" w:before="0"/>
-      </w:pPr>
-      <w:r>
-        <w:rPr>
-          <w:b w:val="0"/>
-          <w:sz w:val="22"/>
-        </w:rPr>
-        <w:t>(a) Gangotri Glacier</w:t>
-      </w:r>
-    </w:p>
-    <w:p>
-      <w:pPr>
-        <w:spacing w:after="0" w:before="0"/>
-      </w:pPr>
-      <w:r>
-        <w:rPr>
-          <w:b w:val="0"/>
-          <w:sz w:val="22"/>
-        </w:rPr>
-        <w:t>(b) Zemu Glacier</w:t>
-      </w:r>
-    </w:p>
-    <w:p>
-      <w:pPr>
-        <w:spacing w:after="0" w:before="0"/>
-      </w:pPr>
-      <w:r>
-        <w:rPr>
-          <w:b w:val="0"/>
-          <w:sz w:val="22"/>
-        </w:rPr>
-        <w:t>(c) Pindari Glacier</w:t>
-      </w:r>
-    </w:p>
-    <w:p>
-      <w:pPr>
-        <w:spacing w:after="0" w:before="0"/>
-      </w:pPr>
-      <w:r>
-        <w:rPr>
-          <w:b w:val="0"/>
-          <w:sz w:val="22"/>
-        </w:rPr>
-        <w:t>(d) Siachen Glacier</w:t>
-      </w:r>
-    </w:p>
-    <w:p>
-      <w:pPr>
-        <w:spacing w:after="0" w:before="40"/>
-      </w:pPr>
-      <w:r>
-        <w:rPr>
-          <w:b/>
-          <w:sz w:val="22"/>
-        </w:rPr>
-        <w:t>Answer: a</w:t>
-      </w:r>
-    </w:p>
-    <w:p>
-      <w:pPr>
-        <w:spacing w:after="0" w:before="0"/>
-      </w:pPr>
-      <w:r>
-        <w:rPr>
-          <w:b w:val="0"/>
-          <w:sz w:val="21"/>
-        </w:rPr>
-        <w:t>Solution: The Ganga originates from the Gangotri Glacier (Gaumukh) in Uttarakhand.</w:t>
-      </w:r>
-    </w:p>
-    <w:p>
-      <w:pPr>
-        <w:spacing w:after="0" w:before="0"/>
-      </w:pPr>
-      <w:r>
-        <w:rPr>
-          <w:b w:val="0"/>
-          <w:sz w:val="20"/>
-        </w:rPr>
-        <w:t>Positive Marks: 1</w:t>
-      </w:r>
-    </w:p>
-    <w:p>
-      <w:pPr>
-        <w:spacing w:after="160" w:before="0"/>
-      </w:pPr>
-      <w:r>
-        <w:rPr>
-          <w:b w:val="0"/>
-          <w:sz w:val="20"/>
-        </w:rPr>
-        <w:t>Negative Marks: 0.25</w:t>
+      <w:r>
+        <w:t xml:space="preserve">Question: A shopkeeper marks an article at ₹800 and gives a 25% discount. The selling price is:</w:t>
+      </w:r>
+    </w:p>
+    <w:p>
+      <w:r>
+        <w:t xml:space="preserve">(a) ₹600</w:t>
+      </w:r>
+    </w:p>
+    <w:p>
+      <w:r>
+        <w:t xml:space="preserve">(b) ₹620</w:t>
+      </w:r>
+    </w:p>
+    <w:p>
+      <w:r>
+        <w:t xml:space="preserve">(c) ₹650</w:t>
+      </w:r>
+    </w:p>
+    <w:p>
+      <w:r>
+        <w:t xml:space="preserve">(d) ₹680</w:t>
+      </w:r>
+    </w:p>
+    <w:p>
+      <w:r>
+        <w:t xml:space="preserve">Answer: a</w:t>
+      </w:r>
+    </w:p>
+    <w:p>
+      <w:r>
+        <w:t xml:space="preserve">Solution: ✅ Correct Answer: (a)</w:t>
+      </w:r>
+    </w:p>
+    <w:p>
+      <w:r>
+        <w:t xml:space="preserve">🧠 Clinical Rationale: Discount = 25% of ₹800 = ₹200. Selling price = Marked price − Discount = 800 − 200 = ₹600.</w:t>
+      </w:r>
+    </w:p>
+    <w:p>
+      <w:r>
+        <w:t xml:space="preserve">🔍 Key Clues: "25% discount" on ₹800 → SP = 75% of 800 = 600.</w:t>
+      </w:r>
+    </w:p>
+    <w:p>
+      <w:r>
+        <w:t xml:space="preserve">❌ Why Not Other Options?</w:t>
+      </w:r>
+    </w:p>
+    <w:p>
+      <w:r>
+        <w:t xml:space="preserve">(b) — ₹620 is not 25% off 800.</w:t>
+      </w:r>
+    </w:p>
+    <w:p>
+      <w:r>
+        <w:t xml:space="preserve">(c) — ₹650 is a ~19% discount.</w:t>
+      </w:r>
+    </w:p>
+    <w:p>
+      <w:r>
+        <w:t xml:space="preserve">(d) — ₹680 is a 15% discount.</w:t>
+      </w:r>
+    </w:p>
+    <w:p>
+      <w:r>
+        <w:t xml:space="preserve">⚠️ Exam Trap: SP = MP × (1 − discount%) = 800 × 0.75 = 600.</w:t>
+      </w:r>
+    </w:p>
+    <w:p>
+      <w:r>
+        <w:t xml:space="preserve">💎 PNC Pearl: 25% off = pay 75% — 800 × 0.75 = 600.</w:t>
+      </w:r>
+    </w:p>
+    <w:p>
+      <w:r>
+        <w:t xml:space="preserve">Positive Marks: 1</w:t>
+      </w:r>
+    </w:p>
+    <w:p>
+      <w:r>
+        <w:t xml:space="preserve">Negative Marks: 0.25</w:t>
+      </w:r>
+    </w:p>
+    <w:p>
+      <w:r>
+        <w:t xml:space="preserve"/>
+      </w:r>
+    </w:p>
+    <w:p>
+      <w:r>
+        <w:t xml:space="preserve">Question: Which of the following is an input device?</w:t>
+      </w:r>
+    </w:p>
+    <w:p>
+      <w:r>
+        <w:t xml:space="preserve">(a) Scanner</w:t>
+      </w:r>
+    </w:p>
+    <w:p>
+      <w:r>
+        <w:t xml:space="preserve">(b) Monitor</w:t>
+      </w:r>
+    </w:p>
+    <w:p>
+      <w:r>
+        <w:t xml:space="preserve">(c) Printer</w:t>
+      </w:r>
+    </w:p>
+    <w:p>
+      <w:r>
+        <w:t xml:space="preserve">(d) Speaker</w:t>
+      </w:r>
+    </w:p>
+    <w:p>
+      <w:r>
+        <w:t xml:space="preserve">Answer: a</w:t>
+      </w:r>
+    </w:p>
+    <w:p>
+      <w:r>
+        <w:t xml:space="preserve">Solution: ✅ Correct Answer: (a)</w:t>
+      </w:r>
+    </w:p>
+    <w:p>
+      <w:r>
+        <w:t xml:space="preserve">🧠 Clinical Rationale: A scanner captures images or text INTO the computer — it is an input device. Monitors, printers, and speakers output data.</w:t>
+      </w:r>
+    </w:p>
+    <w:p>
+      <w:r>
+        <w:t xml:space="preserve">🔍 Key Clues: "Input device" → scanner brings data in.</w:t>
+      </w:r>
+    </w:p>
+    <w:p>
+      <w:r>
+        <w:t xml:space="preserve">❌ Why Not Other Options?</w:t>
+      </w:r>
+    </w:p>
+    <w:p>
+      <w:r>
+        <w:t xml:space="preserve">(b) — Monitor displays output.</w:t>
+      </w:r>
+    </w:p>
+    <w:p>
+      <w:r>
+        <w:t xml:space="preserve">(c) — Printer produces paper output.</w:t>
+      </w:r>
+    </w:p>
+    <w:p>
+      <w:r>
+        <w:t xml:space="preserve">(d) — Speaker produces sound output.</w:t>
+      </w:r>
+    </w:p>
+    <w:p>
+      <w:r>
+        <w:t xml:space="preserve">⚠️ Exam Trap: Scanner = input; the rest = output — opposite of a trick question.</w:t>
+      </w:r>
+    </w:p>
+    <w:p>
+      <w:r>
+        <w:t xml:space="preserve">💎 PNC Pearl: Scanner = the computer's eye (input); monitor = its face (output).</w:t>
+      </w:r>
+    </w:p>
+    <w:p>
+      <w:r>
+        <w:t xml:space="preserve">Positive Marks: 1</w:t>
+      </w:r>
+    </w:p>
+    <w:p>
+      <w:r>
+        <w:t xml:space="preserve">Negative Marks: 0.25</w:t>
+      </w:r>
+    </w:p>
+    <w:p>
+      <w:r>
+        <w:t xml:space="preserve"/>
+      </w:r>
+    </w:p>
+    <w:p>
+      <w:r>
+        <w:t xml:space="preserve">Question: The "Simon Commission" came to India in which year?</w:t>
+      </w:r>
+    </w:p>
+    <w:p>
+      <w:r>
+        <w:t xml:space="preserve">(a) 1928</w:t>
+      </w:r>
+    </w:p>
+    <w:p>
+      <w:r>
+        <w:t xml:space="preserve">(b) 1930</w:t>
+      </w:r>
+    </w:p>
+    <w:p>
+      <w:r>
+        <w:t xml:space="preserve">(c) 1942</w:t>
+      </w:r>
+    </w:p>
+    <w:p>
+      <w:r>
+        <w:t xml:space="preserve">(d) 1919</w:t>
+      </w:r>
+    </w:p>
+    <w:p>
+      <w:r>
+        <w:t xml:space="preserve">Answer: a</w:t>
+      </w:r>
+    </w:p>
+    <w:p>
+      <w:r>
+        <w:t xml:space="preserve">Solution: ✅ Correct Answer: (a)</w:t>
+      </w:r>
+    </w:p>
+    <w:p>
+      <w:r>
+        <w:t xml:space="preserve">🧠 Clinical Rationale: The Simon Commission (1928) — an all-British commission on constitutional reform — was met with the "Simon Go Back" protests, leading to the Nehru Report and the demand for Purna Swaraj.</w:t>
+      </w:r>
+    </w:p>
+    <w:p>
+      <w:r>
+        <w:t xml:space="preserve">🔍 Key Clues: "Simon Commission" → 1928 → "Simon Go Back."</w:t>
+      </w:r>
+    </w:p>
+    <w:p>
+      <w:r>
+        <w:t xml:space="preserve">❌ Why Not Other Options?</w:t>
+      </w:r>
+    </w:p>
+    <w:p>
+      <w:r>
+        <w:t xml:space="preserve">(b) — 1930 is the Dandi March/Civil Disobedience.</w:t>
+      </w:r>
+    </w:p>
+    <w:p>
+      <w:r>
+        <w:t xml:space="preserve">(c) — 1942 is Quit India.</w:t>
+      </w:r>
+    </w:p>
+    <w:p>
+      <w:r>
+        <w:t xml:space="preserve">(d) — 1919 is the Rowlatt Act/Jallianwala Bagh.</w:t>
+      </w:r>
+    </w:p>
+    <w:p>
+      <w:r>
+        <w:t xml:space="preserve">⚠️ Exam Trap: Simon Commission 1928 → Nehru Report 1928 → Purna Swaraj resolution 1929 — the chain.</w:t>
+      </w:r>
+    </w:p>
+    <w:p>
+      <w:r>
+        <w:t xml:space="preserve">💎 PNC Pearl: 1928 = Simon + "Go Back" + Nehru Report.</w:t>
+      </w:r>
+    </w:p>
+    <w:p>
+      <w:r>
+        <w:t xml:space="preserve">Positive Marks: 1</w:t>
+      </w:r>
+    </w:p>
+    <w:p>
+      <w:r>
+        <w:t xml:space="preserve">Negative Marks: 0.25</w:t>
+      </w:r>
+    </w:p>
+    <w:p>
+      <w:r>
+        <w:t xml:space="preserve"/>
+      </w:r>
+    </w:p>
+    <w:p>
+      <w:r>
+        <w:t xml:space="preserve">Question: A pipe can fill a tank in 6 hours. The portion of the tank filled in 2 hours is:</w:t>
+      </w:r>
+    </w:p>
+    <w:p>
+      <w:r>
+        <w:t xml:space="preserve">(a) 1/3</w:t>
+      </w:r>
+    </w:p>
+    <w:p>
+      <w:r>
+        <w:t xml:space="preserve">(b) 1/2</w:t>
+      </w:r>
+    </w:p>
+    <w:p>
+      <w:r>
+        <w:t xml:space="preserve">(c) 1/4</w:t>
+      </w:r>
+    </w:p>
+    <w:p>
+      <w:r>
+        <w:t xml:space="preserve">(d) 1/6</w:t>
+      </w:r>
+    </w:p>
+    <w:p>
+      <w:r>
+        <w:t xml:space="preserve">Answer: a</w:t>
+      </w:r>
+    </w:p>
+    <w:p>
+      <w:r>
+        <w:t xml:space="preserve">Solution: ✅ Correct Answer: (a)</w:t>
+      </w:r>
+    </w:p>
+    <w:p>
+      <w:r>
+        <w:t xml:space="preserve">🧠 Clinical Rationale: In 1 hour the pipe fills 1/6 of the tank. In 2 hours, 2 × 1/6 = 2/6 = 1/3.</w:t>
+      </w:r>
+    </w:p>
+    <w:p>
+      <w:r>
+        <w:t xml:space="preserve">🔍 Key Clues: "Fills in 6 hours" → rate = 1/6 per hour → 2 hours = 1/3.</w:t>
+      </w:r>
+    </w:p>
+    <w:p>
+      <w:r>
+        <w:t xml:space="preserve">❌ Why Not Other Options?</w:t>
+      </w:r>
+    </w:p>
+    <w:p>
+      <w:r>
+        <w:t xml:space="preserve">(b) — 1/2 would need 3 hours.</w:t>
+      </w:r>
+    </w:p>
+    <w:p>
+      <w:r>
+        <w:t xml:space="preserve">(c) — 1/4 would need 1.5 hours.</w:t>
+      </w:r>
+    </w:p>
+    <w:p>
+      <w:r>
+        <w:t xml:space="preserve">(d) — 1/6 is the 1-hour portion.</w:t>
+      </w:r>
+    </w:p>
+    <w:p>
+      <w:r>
+        <w:t xml:space="preserve">⚠️ Exam Trap: Portion = time ÷ total time = 2 ÷ 6 = 1/3.</w:t>
+      </w:r>
+    </w:p>
+    <w:p>
+      <w:r>
+        <w:t xml:space="preserve">💎 PNC Pearl: Rate = 1/total time; portion = rate × time.</w:t>
+      </w:r>
+    </w:p>
+    <w:p>
+      <w:r>
+        <w:t xml:space="preserve">Positive Marks: 1</w:t>
+      </w:r>
+    </w:p>
+    <w:p>
+      <w:r>
+        <w:t xml:space="preserve">Negative Marks: 0.25</w:t>
+      </w:r>
+    </w:p>
+    <w:p>
+      <w:r>
+        <w:t xml:space="preserve"/>
+      </w:r>
+    </w:p>
+    <w:p>
+      <w:r>
+        <w:t xml:space="preserve">Question: The "desktop" of a computer refers to:</w:t>
+      </w:r>
+    </w:p>
+    <w:p>
+      <w:r>
+        <w:t xml:space="preserve">(a) The main screen with icons and taskbar</w:t>
+      </w:r>
+    </w:p>
+    <w:p>
+      <w:r>
+        <w:t xml:space="preserve">(b) The CPU</w:t>
+      </w:r>
+    </w:p>
+    <w:p>
+      <w:r>
+        <w:t xml:space="preserve">(c) The printer</w:t>
+      </w:r>
+    </w:p>
+    <w:p>
+      <w:r>
+        <w:t xml:space="preserve">(d) The keyboard</w:t>
+      </w:r>
+    </w:p>
+    <w:p>
+      <w:r>
+        <w:t xml:space="preserve">Answer: a</w:t>
+      </w:r>
+    </w:p>
+    <w:p>
+      <w:r>
+        <w:t xml:space="preserve">Solution: ✅ Correct Answer: (a)</w:t>
+      </w:r>
+    </w:p>
+    <w:p>
+      <w:r>
+        <w:t xml:space="preserve">🧠 Clinical Rationale: The desktop is the main screen displayed after the OS loads — showing icons, wallpaper, and the taskbar — the user's workspace.</w:t>
+      </w:r>
+    </w:p>
+    <w:p>
+      <w:r>
+        <w:t xml:space="preserve">🔍 Key Clues: "Desktop" = the main screen with icons and taskbar.</w:t>
+      </w:r>
+    </w:p>
+    <w:p>
+      <w:r>
+        <w:t xml:space="preserve">❌ Why Not Other Options?</w:t>
+      </w:r>
+    </w:p>
+    <w:p>
+      <w:r>
+        <w:t xml:space="preserve">(b) — The CPU is the processor inside the system unit.</w:t>
+      </w:r>
+    </w:p>
+    <w:p>
+      <w:r>
+        <w:t xml:space="preserve">(c) — The printer is an output device.</w:t>
+      </w:r>
+    </w:p>
+    <w:p>
+      <w:r>
+        <w:t xml:space="preserve">(d) — The keyboard is an input device.</w:t>
+      </w:r>
+    </w:p>
+    <w:p>
+      <w:r>
+        <w:t xml:space="preserve">⚠️ Exam Trap: Desktop (screen) ≠ CPU (hardware box) — a classic misconception.</w:t>
+      </w:r>
+    </w:p>
+    <w:p>
+      <w:r>
+        <w:t xml:space="preserve">💎 PNC Pearl: Desktop = your screen workspace, not the computer box.</w:t>
+      </w:r>
+    </w:p>
+    <w:p>
+      <w:r>
+        <w:t xml:space="preserve">Positive Marks: 1</w:t>
+      </w:r>
+    </w:p>
+    <w:p>
+      <w:r>
+        <w:t xml:space="preserve">Negative Marks: 0.25</w:t>
+      </w:r>
+    </w:p>
+    <w:p>
+      <w:r>
+        <w:t xml:space="preserve"/>
+      </w:r>
+    </w:p>
+    <w:p>
+      <w:r>
+        <w:t xml:space="preserve">Question: The "Meenakshi Temple" is located in:</w:t>
+      </w:r>
+    </w:p>
+    <w:p>
+      <w:r>
+        <w:t xml:space="preserve">(a) Madurai</w:t>
+      </w:r>
+    </w:p>
+    <w:p>
+      <w:r>
+        <w:t xml:space="preserve">(b) Thanjavur</w:t>
+      </w:r>
+    </w:p>
+    <w:p>
+      <w:r>
+        <w:t xml:space="preserve">(c) Chennai</w:t>
+      </w:r>
+    </w:p>
+    <w:p>
+      <w:r>
+        <w:t xml:space="preserve">(d) Kanchipuram</w:t>
+      </w:r>
+    </w:p>
+    <w:p>
+      <w:r>
+        <w:t xml:space="preserve">Answer: a</w:t>
+      </w:r>
+    </w:p>
+    <w:p>
+      <w:r>
+        <w:t xml:space="preserve">Solution: ✅ Correct Answer: (a)</w:t>
+      </w:r>
+    </w:p>
+    <w:p>
+      <w:r>
+        <w:t xml:space="preserve">🧠 Clinical Rationale: The Meenakshi Amman Temple is a historic temple in Madurai, Tamil Nadu — famous for its towering, colorful gopurams.</w:t>
+      </w:r>
+    </w:p>
+    <w:p>
+      <w:r>
+        <w:t xml:space="preserve">🔍 Key Clues: "Meenakshi Temple" → Madurai.</w:t>
+      </w:r>
+    </w:p>
+    <w:p>
+      <w:r>
+        <w:t xml:space="preserve">❌ Why Not Other Options?</w:t>
+      </w:r>
+    </w:p>
+    <w:p>
+      <w:r>
+        <w:t xml:space="preserve">(b) — Thanjavur is known for the Brihadeeswarar Temple.</w:t>
+      </w:r>
+    </w:p>
+    <w:p>
+      <w:r>
+        <w:t xml:space="preserve">(c) — Chennai has Kapaleeshwarar Temple.</w:t>
+      </w:r>
+    </w:p>
+    <w:p>
+      <w:r>
+        <w:t xml:space="preserve">(d) — Kanchipuram is the "city of temples" with Ekambareswarar.</w:t>
+      </w:r>
+    </w:p>
+    <w:p>
+      <w:r>
+        <w:t xml:space="preserve">⚠️ Exam Trap: Meenakshi = Madurai; Brihadeeswarar = Thanjavur — don't swap the great temples.</w:t>
+      </w:r>
+    </w:p>
+    <w:p>
+      <w:r>
+        <w:t xml:space="preserve">💎 PNC Pearl: Meenakshi Temple = Madurai's towering gopurams.</w:t>
+      </w:r>
+    </w:p>
+    <w:p>
+      <w:r>
+        <w:t xml:space="preserve">Positive Marks: 1</w:t>
+      </w:r>
+    </w:p>
+    <w:p>
+      <w:r>
+        <w:t xml:space="preserve">Negative Marks: 0.25</w:t>
+      </w:r>
+    </w:p>
+    <w:p>
+      <w:r>
+        <w:t xml:space="preserve"/>
+      </w:r>
+    </w:p>
+    <w:p>
+      <w:r>
+        <w:t xml:space="preserve">Question: The value of 16 ÷ 4 × 2 + 3 is:</w:t>
+      </w:r>
+    </w:p>
+    <w:p>
+      <w:r>
+        <w:t xml:space="preserve">(a) 8</w:t>
+      </w:r>
+    </w:p>
+    <w:p>
+      <w:r>
+        <w:t xml:space="preserve">(b) 11</w:t>
+      </w:r>
+    </w:p>
+    <w:p>
+      <w:r>
+        <w:t xml:space="preserve">(c) 14</w:t>
+      </w:r>
+    </w:p>
+    <w:p>
+      <w:r>
+        <w:t xml:space="preserve">(d) 5</w:t>
+      </w:r>
+    </w:p>
+    <w:p>
+      <w:r>
+        <w:t xml:space="preserve">Answer: b</w:t>
+      </w:r>
+    </w:p>
+    <w:p>
+      <w:r>
+        <w:t xml:space="preserve">Solution: ✅ Correct Answer: (b)</w:t>
+      </w:r>
+    </w:p>
+    <w:p>
+      <w:r>
+        <w:t xml:space="preserve">🧠 Clinical Rationale: By BODMAS, division and multiplication are done left to right: 16 ÷ 4 = 4; 4 × 2 = 8; then 8 + 3 = 11.</w:t>
+      </w:r>
+    </w:p>
+    <w:p>
+      <w:r>
+        <w:t xml:space="preserve">🔍 Key Clues: "16 ÷ 4 × 2 + 3" → divide and multiply left to right FIRST.</w:t>
+      </w:r>
+    </w:p>
+    <w:p>
+      <w:r>
+        <w:t xml:space="preserve">❌ Why Not Other Options?</w:t>
+      </w:r>
+    </w:p>
+    <w:p>
+      <w:r>
+        <w:t xml:space="preserve">(a) — 8 is the value before adding 3.</w:t>
+      </w:r>
+    </w:p>
+    <w:p>
+      <w:r>
+        <w:t xml:space="preserve">(c) — 14 comes from multiplying 4 × 2 + 3 = 11 then... (wrong order).</w:t>
+      </w:r>
+    </w:p>
+    <w:p>
+      <w:r>
+        <w:t xml:space="preserve">(d) — 5 ignores the multiplication step.</w:t>
+      </w:r>
+    </w:p>
+    <w:p>
+      <w:r>
+        <w:t xml:space="preserve">⚠️ Exam Trap: ÷ and × are equal priority — go left to right, never "× before ÷".</w:t>
+      </w:r>
+    </w:p>
+    <w:p>
+      <w:r>
+        <w:t xml:space="preserve">💎 PNC Pearl: BODMAS: same-level operators run left to right.</w:t>
+      </w:r>
+    </w:p>
+    <w:p>
+      <w:r>
+        <w:t xml:space="preserve">Positive Marks: 1</w:t>
+      </w:r>
+    </w:p>
+    <w:p>
+      <w:r>
+        <w:t xml:space="preserve">Negative Marks: 0.25</w:t>
+      </w:r>
+    </w:p>
+    <w:p>
+      <w:r>
+        <w:t xml:space="preserve"/>
+      </w:r>
+    </w:p>
+    <w:p>
+      <w:r>
+        <w:t xml:space="preserve">Question: In a computer, which of the following is used to permanently store the operating system?</w:t>
+      </w:r>
+    </w:p>
+    <w:p>
+      <w:r>
+        <w:t xml:space="preserve">(a) Hard disk</w:t>
+      </w:r>
+    </w:p>
+    <w:p>
+      <w:r>
+        <w:t xml:space="preserve">(b) RAM</w:t>
+      </w:r>
+    </w:p>
+    <w:p>
+      <w:r>
+        <w:t xml:space="preserve">(c) Cache</w:t>
+      </w:r>
+    </w:p>
+    <w:p>
+      <w:r>
+        <w:t xml:space="preserve">(d) Register</w:t>
+      </w:r>
+    </w:p>
+    <w:p>
+      <w:r>
+        <w:t xml:space="preserve">Answer: a</w:t>
+      </w:r>
+    </w:p>
+    <w:p>
+      <w:r>
+        <w:t xml:space="preserve">Solution: ✅ Correct Answer: (a)</w:t>
+      </w:r>
+    </w:p>
+    <w:p>
+      <w:r>
+        <w:t xml:space="preserve">🧠 Clinical Rationale: The operating system is installed on the hard disk — permanent (non-volatile) storage that survives power-off. RAM, cache, and registers are volatile and clear on shutdown.</w:t>
+      </w:r>
+    </w:p>
+    <w:p>
+      <w:r>
+        <w:t xml:space="preserve">🔍 Key Clues: "Permanently store" → hard disk (non-volatile).</w:t>
+      </w:r>
+    </w:p>
+    <w:p>
+      <w:r>
+        <w:t xml:space="preserve">❌ Why Not Other Options?</w:t>
+      </w:r>
+    </w:p>
+    <w:p>
+      <w:r>
+        <w:t xml:space="preserve">(b) — RAM is volatile; it holds data only while powered.</w:t>
+      </w:r>
+    </w:p>
+    <w:p>
+      <w:r>
+        <w:t xml:space="preserve">(c) — Cache is a small, fast temporary memory.</w:t>
+      </w:r>
+    </w:p>
+    <w:p>
+      <w:r>
+        <w:t xml:space="preserve">(d) — Registers are tiny CPU-internal temporary stores.</w:t>
+      </w:r>
+    </w:p>
+    <w:p>
+      <w:r>
+        <w:t xml:space="preserve">⚠️ Exam Trap: Volatile = lost on power-off (RAM); non-volatile = permanent (hard disk).</w:t>
+      </w:r>
+    </w:p>
+    <w:p>
+      <w:r>
+        <w:t xml:space="preserve">💎 PNC Pearl: Hard disk = long-term memory; RAM = short-term workspace.</w:t>
+      </w:r>
+    </w:p>
+    <w:p>
+      <w:r>
+        <w:t xml:space="preserve">Positive Marks: 1</w:t>
+      </w:r>
+    </w:p>
+    <w:p>
+      <w:r>
+        <w:t xml:space="preserve">Negative Marks: 0.25</w:t>
+      </w:r>
+    </w:p>
+    <w:p>
+      <w:r>
+        <w:t xml:space="preserve"/>
+      </w:r>
+    </w:p>
+    <w:p>
+      <w:r>
+        <w:t xml:space="preserve">Question: The "Tropic of Cancer" passes through how many Indian states?</w:t>
+      </w:r>
+    </w:p>
+    <w:p>
+      <w:r>
+        <w:t xml:space="preserve">(a) 8</w:t>
+      </w:r>
+    </w:p>
+    <w:p>
+      <w:r>
+        <w:t xml:space="preserve">(b) 4</w:t>
+      </w:r>
+    </w:p>
+    <w:p>
+      <w:r>
+        <w:t xml:space="preserve">(c) 6</w:t>
+      </w:r>
+    </w:p>
+    <w:p>
+      <w:r>
+        <w:t xml:space="preserve">(d) 10</w:t>
+      </w:r>
+    </w:p>
+    <w:p>
+      <w:r>
+        <w:t xml:space="preserve">Answer: a</w:t>
+      </w:r>
+    </w:p>
+    <w:p>
+      <w:r>
+        <w:t xml:space="preserve">Solution: ✅ Correct Answer: (a)</w:t>
+      </w:r>
+    </w:p>
+    <w:p>
+      <w:r>
+        <w:t xml:space="preserve">🧠 Clinical Rationale: The Tropic of Cancer passes through 8 Indian states — Gujarat, Rajasthan, Madhya Pradesh, Chhattisgarh, Jharkhand, West Bengal, Tripura, and Mizoram.</w:t>
+      </w:r>
+    </w:p>
+    <w:p>
+      <w:r>
+        <w:t xml:space="preserve">🔍 Key Clues: "Tropic of Cancer" → 8 states (G-R-M-C-J-W-T-M).</w:t>
+      </w:r>
+    </w:p>
+    <w:p>
+      <w:r>
+        <w:t xml:space="preserve">❌ Why Not Other Options?</w:t>
+      </w:r>
+    </w:p>
+    <w:p>
+      <w:r>
+        <w:t xml:space="preserve">(b), (c), (d) — 4, 6, and 10 are incorrect counts.</w:t>
+      </w:r>
+    </w:p>
+    <w:p>
+      <w:r>
+        <w:t xml:space="preserve">⚠️ Exam Trap: Mnemonic: "GR M C J WT M" — the 8 states in west-to-east order.</w:t>
+      </w:r>
+    </w:p>
+    <w:p>
+      <w:r>
+        <w:t xml:space="preserve">💎 PNC Pearl: Tropic of Cancer crosses 8 Indian states.</w:t>
+      </w:r>
+    </w:p>
+    <w:p>
+      <w:r>
+        <w:t xml:space="preserve">Positive Marks: 1</w:t>
+      </w:r>
+    </w:p>
+    <w:p>
+      <w:r>
+        <w:t xml:space="preserve">Negative Marks: 0.25</w:t>
+      </w:r>
+    </w:p>
+    <w:p>
+      <w:r>
+        <w:t xml:space="preserve"/>
+      </w:r>
+    </w:p>
+    <w:p>
+      <w:r>
+        <w:t xml:space="preserve">Question: Find the next number: 6, 11, 21, 36, 56, ?</w:t>
+      </w:r>
+    </w:p>
+    <w:p>
+      <w:r>
+        <w:t xml:space="preserve">(a) 72</w:t>
+      </w:r>
+    </w:p>
+    <w:p>
+      <w:r>
+        <w:t xml:space="preserve">(b) 76</w:t>
+      </w:r>
+    </w:p>
+    <w:p>
+      <w:r>
+        <w:t xml:space="preserve">(c) 81</w:t>
+      </w:r>
+    </w:p>
+    <w:p>
+      <w:r>
+        <w:t xml:space="preserve">(d) 86</w:t>
+      </w:r>
+    </w:p>
+    <w:p>
+      <w:r>
+        <w:t xml:space="preserve">Answer: c</w:t>
+      </w:r>
+    </w:p>
+    <w:p>
+      <w:r>
+        <w:t xml:space="preserve">Solution: ✅ Correct Answer: (c)</w:t>
+      </w:r>
+    </w:p>
+    <w:p>
+      <w:r>
+        <w:t xml:space="preserve">🧠 Clinical Rationale: Differences increase by 5 each time: 5, 10, 15, 20 → next difference is 25. 56 + 25 = 81.</w:t>
+      </w:r>
+    </w:p>
+    <w:p>
+      <w:r>
+        <w:t xml:space="preserve">🔍 Key Clues: "Differences: 5, 10, 15, 20" → next is +25.</w:t>
+      </w:r>
+    </w:p>
+    <w:p>
+      <w:r>
+        <w:t xml:space="preserve">❌ Why Not Other Options?</w:t>
+      </w:r>
+    </w:p>
+    <w:p>
+      <w:r>
+        <w:t xml:space="preserve">(a) — 72 = 56 + 16 (wrong difference).</w:t>
+      </w:r>
+    </w:p>
+    <w:p>
+      <w:r>
+        <w:t xml:space="preserve">(b) — 76 = 56 + 20 (repeats the last difference).</w:t>
+      </w:r>
+    </w:p>
+    <w:p>
+      <w:r>
+        <w:t xml:space="preserve">(d) — 86 = 56 + 30.</w:t>
+      </w:r>
+    </w:p>
+    <w:p>
+      <w:r>
+        <w:t xml:space="preserve">⚠️ Exam Trap: Second-level patterns (increasing differences) are common — find the difference sequence first.</w:t>
+      </w:r>
+    </w:p>
+    <w:p>
+      <w:r>
+        <w:t xml:space="preserve">💎 PNC Pearl: Differences grow by 5 → 56 + 25 = 81.</w:t>
+      </w:r>
+    </w:p>
+    <w:p>
+      <w:r>
+        <w:t xml:space="preserve">Positive Marks: 1</w:t>
+      </w:r>
+    </w:p>
+    <w:p>
+      <w:r>
+        <w:t xml:space="preserve">Negative Marks: 0.25</w:t>
+      </w:r>
+    </w:p>
+    <w:p>
+      <w:r>
+        <w:t xml:space="preserve">Question: The area of a rectangle with length 18 cm and breadth 12 cm is:</w:t>
+      </w:r>
+    </w:p>
+    <w:p>
+      <w:r>
+        <w:t xml:space="preserve">(a) 180 sq cm</w:t>
+      </w:r>
+    </w:p>
+    <w:p>
+      <w:r>
+        <w:t xml:space="preserve">(b) 216 sq cm</w:t>
+      </w:r>
+    </w:p>
+    <w:p>
+      <w:r>
+        <w:t xml:space="preserve">(c) 240 sq cm</w:t>
+      </w:r>
+    </w:p>
+    <w:p>
+      <w:r>
+        <w:t xml:space="preserve">(d) 260 sq cm</w:t>
+      </w:r>
+    </w:p>
+    <w:p>
+      <w:r>
+        <w:t xml:space="preserve">Answer: b</w:t>
+      </w:r>
+    </w:p>
+    <w:p>
+      <w:r>
+        <w:t xml:space="preserve">Solution: ✅ Correct Answer: (b)</w:t>
+      </w:r>
+    </w:p>
+    <w:p>
+      <w:r>
+        <w:t xml:space="preserve">🧠 Clinical Rationale: Area of a rectangle = length × breadth = 18 × 12 = 216 sq cm.</w:t>
+      </w:r>
+    </w:p>
+    <w:p>
+      <w:r>
+        <w:t xml:space="preserve">🔍 Key Clues: "Area of a rectangle" → length × breadth = 18 × 12.</w:t>
+      </w:r>
+    </w:p>
+    <w:p>
+      <w:r>
+        <w:t xml:space="preserve">❌ Why Not Other Options?</w:t>
+      </w:r>
+    </w:p>
+    <w:p>
+      <w:r>
+        <w:t xml:space="preserve">(a) — 180 = 15 × 12 (wrong length).</w:t>
+      </w:r>
+    </w:p>
+    <w:p>
+      <w:r>
+        <w:t xml:space="preserve">(c) — 240 = 20 × 12 (wrong length).</w:t>
+      </w:r>
+    </w:p>
+    <w:p>
+      <w:r>
+        <w:t xml:space="preserve">(d) — 260 has no basis in the given numbers.</w:t>
+      </w:r>
+    </w:p>
+    <w:p>
+      <w:r>
+        <w:t xml:space="preserve">⚠️ Exam Trap: Area = L × B in square units; perimeter = 2(L + B) — don't confuse them.</w:t>
+      </w:r>
+    </w:p>
+    <w:p>
+      <w:r>
+        <w:t xml:space="preserve">💎 PNC Pearl: 18 × 12 = 216 sq cm — multiply, don't add.</w:t>
+      </w:r>
+    </w:p>
+    <w:p>
+      <w:r>
+        <w:t xml:space="preserve">Positive Marks: 1</w:t>
+      </w:r>
+    </w:p>
+    <w:p>
+      <w:r>
+        <w:t xml:space="preserve">Negative Marks: 0.25</w:t>
+      </w:r>
+    </w:p>
+    <w:p>
+      <w:r>
+        <w:t xml:space="preserve"/>
+      </w:r>
+    </w:p>
+    <w:p>
+      <w:r>
+        <w:t xml:space="preserve">Question: The full form of "Wi-Fi" is:</w:t>
+      </w:r>
+    </w:p>
+    <w:p>
+      <w:r>
+        <w:t xml:space="preserve">(a) Wireless Fidelity</w:t>
+      </w:r>
+    </w:p>
+    <w:p>
+      <w:r>
+        <w:t xml:space="preserve">(b) Wide Fidelity</w:t>
+      </w:r>
+    </w:p>
+    <w:p>
+      <w:r>
+        <w:t xml:space="preserve">(c) Wireless Frequency</w:t>
+      </w:r>
+    </w:p>
+    <w:p>
+      <w:r>
+        <w:t xml:space="preserve">(d) Wide Frequency</w:t>
+      </w:r>
+    </w:p>
+    <w:p>
+      <w:r>
+        <w:t xml:space="preserve">Answer: a</w:t>
+      </w:r>
+    </w:p>
+    <w:p>
+      <w:r>
+        <w:t xml:space="preserve">Solution: ✅ Correct Answer: (a)</w:t>
+      </w:r>
+    </w:p>
+    <w:p>
+      <w:r>
+        <w:t xml:space="preserve">🧠 Clinical Rationale: Wi-Fi stands for Wireless Fidelity — the technology for wireless local area networking that connects devices to the internet without cables.</w:t>
+      </w:r>
+    </w:p>
+    <w:p>
+      <w:r>
+        <w:t xml:space="preserve">🔍 Key Clues: "Wi-Fi" → Wireless Fidelity.</w:t>
+      </w:r>
+    </w:p>
+    <w:p>
+      <w:r>
+        <w:t xml:space="preserve">❌ Why Not Other Options?</w:t>
+      </w:r>
+    </w:p>
+    <w:p>
+      <w:r>
+        <w:t xml:space="preserve">(b), (c), (d) — "Wide Fidelity," "Wireless Frequency," and "Wide Frequency" are plausible-sounding but incorrect.</w:t>
+      </w:r>
+    </w:p>
+    <w:p>
+      <w:r>
+        <w:t xml:space="preserve">⚠️ Exam Trap: Wi-Fi = Wireless Fidelity (a marketing term, not a technical standard acronym).</w:t>
+      </w:r>
+    </w:p>
+    <w:p>
+      <w:r>
+        <w:t xml:space="preserve">💎 PNC Pearl: Wi-Fi = Wireless Fidelity = cable-free internet.</w:t>
+      </w:r>
+    </w:p>
+    <w:p>
+      <w:r>
+        <w:t xml:space="preserve">Positive Marks: 1</w:t>
+      </w:r>
+    </w:p>
+    <w:p>
+      <w:r>
+        <w:t xml:space="preserve">Negative Marks: 0.25</w:t>
+      </w:r>
+    </w:p>
+    <w:p>
+      <w:r>
+        <w:t xml:space="preserve"/>
+      </w:r>
+    </w:p>
+    <w:p>
+      <w:r>
+        <w:t xml:space="preserve">Question: The "Jallianwala Bagh massacre" took place in:</w:t>
+      </w:r>
+    </w:p>
+    <w:p>
+      <w:r>
+        <w:t xml:space="preserve">(a) Amritsar</w:t>
+      </w:r>
+    </w:p>
+    <w:p>
+      <w:r>
+        <w:t xml:space="preserve">(b) Lahore</w:t>
+      </w:r>
+    </w:p>
+    <w:p>
+      <w:r>
+        <w:t xml:space="preserve">(c) Delhi</w:t>
+      </w:r>
+    </w:p>
+    <w:p>
+      <w:r>
+        <w:t xml:space="preserve">(d) Kanpur</w:t>
+      </w:r>
+    </w:p>
+    <w:p>
+      <w:r>
+        <w:t xml:space="preserve">Answer: a</w:t>
+      </w:r>
+    </w:p>
+    <w:p>
+      <w:r>
+        <w:t xml:space="preserve">Solution: ✅ Correct Answer: (a)</w:t>
+      </w:r>
+    </w:p>
+    <w:p>
+      <w:r>
+        <w:t xml:space="preserve">🧠 Clinical Rationale: The Jallianwala Bagh massacre (13 April 1919) occurred in Amritsar, Punjab — General Dyer fired on a peaceful gathering, killing hundreds.</w:t>
+      </w:r>
+    </w:p>
+    <w:p>
+      <w:r>
+        <w:t xml:space="preserve">🔍 Key Clues: "Jallianwala Bagh" → Amritsar, 13 April 1919.</w:t>
+      </w:r>
+    </w:p>
+    <w:p>
+      <w:r>
+        <w:t xml:space="preserve">❌ Why Not Other Options?</w:t>
+      </w:r>
+    </w:p>
+    <w:p>
+      <w:r>
+        <w:t xml:space="preserve">(b) — Lahore is in present-day Pakistan.</w:t>
+      </w:r>
+    </w:p>
+    <w:p>
+      <w:r>
+        <w:t xml:space="preserve">(c) — Delhi was not the site.</w:t>
+      </w:r>
+    </w:p>
+    <w:p>
+      <w:r>
+        <w:t xml:space="preserve">(d) — Kanpur is in Uttar Pradesh.</w:t>
+      </w:r>
+    </w:p>
+    <w:p>
+      <w:r>
+        <w:t xml:space="preserve">⚠️ Exam Trap: Jallianwala Bagh (Amritsar) followed the Rowlatt Act protests of 1919.</w:t>
+      </w:r>
+    </w:p>
+    <w:p>
+      <w:r>
+        <w:t xml:space="preserve">💎 PNC Pearl: Jallianwala Bagh = Amritsar, 1919, Baisakhi day.</w:t>
+      </w:r>
+    </w:p>
+    <w:p>
+      <w:r>
+        <w:t xml:space="preserve">Positive Marks: 1</w:t>
+      </w:r>
+    </w:p>
+    <w:p>
+      <w:r>
+        <w:t xml:space="preserve">Negative Marks: 0.25</w:t>
+      </w:r>
+    </w:p>
+    <w:p>
+      <w:r>
+        <w:t xml:space="preserve"/>
+      </w:r>
+    </w:p>
+    <w:p>
+      <w:r>
+        <w:t xml:space="preserve">Question: If 5 machines produce 300 units in 3 hours, the production per machine per hour is:</w:t>
+      </w:r>
+    </w:p>
+    <w:p>
+      <w:r>
+        <w:t xml:space="preserve">(a) 15 units</w:t>
+      </w:r>
+    </w:p>
+    <w:p>
+      <w:r>
+        <w:t xml:space="preserve">(b) 20 units</w:t>
+      </w:r>
+    </w:p>
+    <w:p>
+      <w:r>
+        <w:t xml:space="preserve">(c) 25 units</w:t>
+      </w:r>
+    </w:p>
+    <w:p>
+      <w:r>
+        <w:t xml:space="preserve">(d) 30 units</w:t>
+      </w:r>
+    </w:p>
+    <w:p>
+      <w:r>
+        <w:t xml:space="preserve">Answer: b</w:t>
+      </w:r>
+    </w:p>
+    <w:p>
+      <w:r>
+        <w:t xml:space="preserve">Solution: ✅ Correct Answer: (b)</w:t>
+      </w:r>
+    </w:p>
+    <w:p>
+      <w:r>
+        <w:t xml:space="preserve">🧠 Clinical Rationale: Total machine-hours = 5 × 3 = 15. Units per machine-hour = 300 ÷ 15 = 20.</w:t>
+      </w:r>
+    </w:p>
+    <w:p>
+      <w:r>
+        <w:t xml:space="preserve">🔍 Key Clues: "Per machine per hour" → 300 ÷ (5 × 3).</w:t>
+      </w:r>
+    </w:p>
+    <w:p>
+      <w:r>
+        <w:t xml:space="preserve">❌ Why Not Other Options?</w:t>
+      </w:r>
+    </w:p>
+    <w:p>
+      <w:r>
+        <w:t xml:space="preserve">(a) — 15 = 300 ÷ 20 (wrong divisor).</w:t>
+      </w:r>
+    </w:p>
+    <w:p>
+      <w:r>
+        <w:t xml:space="preserve">(c) — 25 is not supported by the data.</w:t>
+      </w:r>
+    </w:p>
+    <w:p>
+      <w:r>
+        <w:t xml:space="preserve">(d) — 30 = 300 ÷ 10 (wrong divisor).</w:t>
+      </w:r>
+    </w:p>
+    <w:p>
+      <w:r>
+        <w:t xml:space="preserve">⚠️ Exam Trap: Divide by total machine-hours, not just by machines or hours alone.</w:t>
+      </w:r>
+    </w:p>
+    <w:p>
+      <w:r>
+        <w:t xml:space="preserve">💎 PNC Pearl: 300 ÷ 15 machine-hours = 20 units each.</w:t>
+      </w:r>
+    </w:p>
+    <w:p>
+      <w:r>
+        <w:t xml:space="preserve">Positive Marks: 1</w:t>
+      </w:r>
+    </w:p>
+    <w:p>
+      <w:r>
+        <w:t xml:space="preserve">Negative Marks: 0.25</w:t>
+      </w:r>
+    </w:p>
+    <w:p>
+      <w:r>
+        <w:t xml:space="preserve"/>
+      </w:r>
+    </w:p>
+    <w:p>
+      <w:r>
+        <w:t xml:space="preserve">Question: Which of the following is used to view websites?</w:t>
+      </w:r>
+    </w:p>
+    <w:p>
+      <w:r>
+        <w:t xml:space="preserve">(a) Web browser</w:t>
+      </w:r>
+    </w:p>
+    <w:p>
+      <w:r>
+        <w:t xml:space="preserve">(b) Word processor</w:t>
+      </w:r>
+    </w:p>
+    <w:p>
+      <w:r>
+        <w:t xml:space="preserve">(c) Spreadsheet</w:t>
+      </w:r>
+    </w:p>
+    <w:p>
+      <w:r>
+        <w:t xml:space="preserve">(d) Calculator</w:t>
+      </w:r>
+    </w:p>
+    <w:p>
+      <w:r>
+        <w:t xml:space="preserve">Answer: a</w:t>
+      </w:r>
+    </w:p>
+    <w:p>
+      <w:r>
+        <w:t xml:space="preserve">Solution: ✅ Correct Answer: (a)</w:t>
+      </w:r>
+    </w:p>
+    <w:p>
+      <w:r>
+        <w:t xml:space="preserve">🧠 Clinical Rationale: A web browser (Chrome, Firefox, Edge, Safari) renders and displays websites. Word processors, spreadsheets, and calculators serve other purposes.</w:t>
+      </w:r>
+    </w:p>
+    <w:p>
+      <w:r>
+        <w:t xml:space="preserve">🔍 Key Clues: "View websites" → web browser.</w:t>
+      </w:r>
+    </w:p>
+    <w:p>
+      <w:r>
+        <w:t xml:space="preserve">❌ Why Not Other Options?</w:t>
+      </w:r>
+    </w:p>
+    <w:p>
+      <w:r>
+        <w:t xml:space="preserve">(b) — Word processors create documents.</w:t>
+      </w:r>
+    </w:p>
+    <w:p>
+      <w:r>
+        <w:t xml:space="preserve">(c) — Spreadsheets handle data and calculations.</w:t>
+      </w:r>
+    </w:p>
+    <w:p>
+      <w:r>
+        <w:t xml:space="preserve">(d) — Calculators do arithmetic.</w:t>
+      </w:r>
+    </w:p>
+    <w:p>
+      <w:r>
+        <w:t xml:space="preserve">⚠️ Exam Trap: Browser = web; the rest = office/desktop tools.</w:t>
+      </w:r>
+    </w:p>
+    <w:p>
+      <w:r>
+        <w:t xml:space="preserve">💎 PNC Pearl: Websites live in browsers — Chrome, Edge, Firefox.</w:t>
+      </w:r>
+    </w:p>
+    <w:p>
+      <w:r>
+        <w:t xml:space="preserve">Positive Marks: 1</w:t>
+      </w:r>
+    </w:p>
+    <w:p>
+      <w:r>
+        <w:t xml:space="preserve">Negative Marks: 0.25</w:t>
+      </w:r>
+    </w:p>
+    <w:p>
+      <w:r>
+        <w:t xml:space="preserve"/>
+      </w:r>
+    </w:p>
+    <w:p>
+      <w:r>
+        <w:t xml:space="preserve">Question: The "Victoria Memorial" is located in:</w:t>
+      </w:r>
+    </w:p>
+    <w:p>
+      <w:r>
+        <w:t xml:space="preserve">(a) Kolkata</w:t>
+      </w:r>
+    </w:p>
+    <w:p>
+      <w:r>
+        <w:t xml:space="preserve">(b) Mumbai</w:t>
+      </w:r>
+    </w:p>
+    <w:p>
+      <w:r>
+        <w:t xml:space="preserve">(c) Delhi</w:t>
+      </w:r>
+    </w:p>
+    <w:p>
+      <w:r>
+        <w:t xml:space="preserve">(d) Hyderabad</w:t>
+      </w:r>
+    </w:p>
+    <w:p>
+      <w:r>
+        <w:t xml:space="preserve">Answer: a</w:t>
+      </w:r>
+    </w:p>
+    <w:p>
+      <w:r>
+        <w:t xml:space="preserve">Solution: ✅ Correct Answer: (a)</w:t>
+      </w:r>
+    </w:p>
+    <w:p>
+      <w:r>
+        <w:t xml:space="preserve">🧠 Clinical Rationale: The Victoria Memorial (completed 1921) in Kolkata is a marble monument dedicated to Queen Victoria — now a major museum and landmark.</w:t>
+      </w:r>
+    </w:p>
+    <w:p>
+      <w:r>
+        <w:t xml:space="preserve">🔍 Key Clues: "Victoria Memorial" → Kolkata.</w:t>
+      </w:r>
+    </w:p>
+    <w:p>
+      <w:r>
+        <w:t xml:space="preserve">❌ Why Not Other Options?</w:t>
+      </w:r>
+    </w:p>
+    <w:p>
+      <w:r>
+        <w:t xml:space="preserve">(b) — Mumbai has the Gateway of India.</w:t>
+      </w:r>
+    </w:p>
+    <w:p>
+      <w:r>
+        <w:t xml:space="preserve">(c) — Delhi has India Gate and Rashtrapati Bhavan.</w:t>
+      </w:r>
+    </w:p>
+    <w:p>
+      <w:r>
+        <w:t xml:space="preserve">(d) — Hyderabad has the Charminar.</w:t>
+      </w:r>
+    </w:p>
+    <w:p>
+      <w:r>
+        <w:t xml:space="preserve">⚠️ Exam Trap: Victoria Memorial = Kolkata; Gateway of India = Mumbai — coastal landmarks.</w:t>
+      </w:r>
+    </w:p>
+    <w:p>
+      <w:r>
+        <w:t xml:space="preserve">💎 PNC Pearl: Victoria Memorial = Kolkata's white marble queen.</w:t>
+      </w:r>
+    </w:p>
+    <w:p>
+      <w:r>
+        <w:t xml:space="preserve">Positive Marks: 1</w:t>
+      </w:r>
+    </w:p>
+    <w:p>
+      <w:r>
+        <w:t xml:space="preserve">Negative Marks: 0.25</w:t>
+      </w:r>
+    </w:p>
+    <w:p>
+      <w:r>
+        <w:t xml:space="preserve"/>
+      </w:r>
+    </w:p>
+    <w:p>
+      <w:r>
+        <w:t xml:space="preserve">Question: If 18% of a number is 54, the number is:</w:t>
+      </w:r>
+    </w:p>
+    <w:p>
+      <w:r>
+        <w:t xml:space="preserve">(a) 250</w:t>
+      </w:r>
+    </w:p>
+    <w:p>
+      <w:r>
+        <w:t xml:space="preserve">(b) 300</w:t>
+      </w:r>
+    </w:p>
+    <w:p>
+      <w:r>
+        <w:t xml:space="preserve">(c) 350</w:t>
+      </w:r>
+    </w:p>
+    <w:p>
+      <w:r>
+        <w:t xml:space="preserve">(d) 400</w:t>
+      </w:r>
+    </w:p>
+    <w:p>
+      <w:r>
+        <w:t xml:space="preserve">Answer: b</w:t>
+      </w:r>
+    </w:p>
+    <w:p>
+      <w:r>
+        <w:t xml:space="preserve">Solution: ✅ Correct Answer: (b)</w:t>
+      </w:r>
+    </w:p>
+    <w:p>
+      <w:r>
+        <w:t xml:space="preserve">🧠 Clinical Rationale: 0.18 × Number = 54 → Number = 54 ÷ 0.18 = 300.</w:t>
+      </w:r>
+    </w:p>
+    <w:p>
+      <w:r>
+        <w:t xml:space="preserve">🔍 Key Clues: "18% of a number is 54" → divide 54 by 0.18.</w:t>
+      </w:r>
+    </w:p>
+    <w:p>
+      <w:r>
+        <w:t xml:space="preserve">❌ Why Not Other Options?</w:t>
+      </w:r>
+    </w:p>
+    <w:p>
+      <w:r>
+        <w:t xml:space="preserve">(a) — 18% of 250 = 45.</w:t>
+      </w:r>
+    </w:p>
+    <w:p>
+      <w:r>
+        <w:t xml:space="preserve">(c) — 18% of 350 = 63.</w:t>
+      </w:r>
+    </w:p>
+    <w:p>
+      <w:r>
+        <w:t xml:space="preserve">(d) — 18% of 400 = 72.</w:t>
+      </w:r>
+    </w:p>
+    <w:p>
+      <w:r>
+        <w:t xml:space="preserve">⚠️ Exam Trap: Divide by the decimal 0.18 — a common slip is dividing by 18.</w:t>
+      </w:r>
+    </w:p>
+    <w:p>
+      <w:r>
+        <w:t xml:space="preserve">💎 PNC Pearl: Number = value ÷ (percent/100) = 54 ÷ 0.18 = 300.</w:t>
+      </w:r>
+    </w:p>
+    <w:p>
+      <w:r>
+        <w:t xml:space="preserve">Positive Marks: 1</w:t>
+      </w:r>
+    </w:p>
+    <w:p>
+      <w:r>
+        <w:t xml:space="preserve">Negative Marks: 0.25</w:t>
+      </w:r>
+    </w:p>
+    <w:p>
+      <w:r>
+        <w:t xml:space="preserve"/>
+      </w:r>
+    </w:p>
+    <w:p>
+      <w:r>
+        <w:t xml:space="preserve">Question: Which shortcut key opens the "Find" dialog in most applications?</w:t>
+      </w:r>
+    </w:p>
+    <w:p>
+      <w:r>
+        <w:t xml:space="preserve">(a) Ctrl + F</w:t>
+      </w:r>
+    </w:p>
+    <w:p>
+      <w:r>
+        <w:t xml:space="preserve">(b) Ctrl + P</w:t>
+      </w:r>
+    </w:p>
+    <w:p>
+      <w:r>
+        <w:t xml:space="preserve">(c) Ctrl + S</w:t>
+      </w:r>
+    </w:p>
+    <w:p>
+      <w:r>
+        <w:t xml:space="preserve">(d) Ctrl + N</w:t>
+      </w:r>
+    </w:p>
+    <w:p>
+      <w:r>
+        <w:t xml:space="preserve">Answer: a</w:t>
+      </w:r>
+    </w:p>
+    <w:p>
+      <w:r>
+        <w:t xml:space="preserve">Solution: ✅ Correct Answer: (a)</w:t>
+      </w:r>
+    </w:p>
+    <w:p>
+      <w:r>
+        <w:t xml:space="preserve">🧠 Clinical Rationale: Ctrl + F opens Find in most applications. Ctrl + P prints, Ctrl + S saves, and Ctrl + N creates a new document.</w:t>
+      </w:r>
+    </w:p>
+    <w:p>
+      <w:r>
+        <w:t xml:space="preserve">🔍 Key Clues: "Find dialog" → Ctrl + F (F = Find).</w:t>
+      </w:r>
+    </w:p>
+    <w:p>
+      <w:r>
+        <w:t xml:space="preserve">❌ Why Not Other Options?</w:t>
+      </w:r>
+    </w:p>
+    <w:p>
+      <w:r>
+        <w:t xml:space="preserve">(b) — Ctrl + P = Print.</w:t>
+      </w:r>
+    </w:p>
+    <w:p>
+      <w:r>
+        <w:t xml:space="preserve">(c) — Ctrl + S = Save.</w:t>
+      </w:r>
+    </w:p>
+    <w:p>
+      <w:r>
+        <w:t xml:space="preserve">(d) — Ctrl + N = New.</w:t>
+      </w:r>
+    </w:p>
+    <w:p>
+      <w:r>
+        <w:t xml:space="preserve">⚠️ Exam Trap: F = Find, P = Print, S = Save, N = New — letter cues are built in.</w:t>
+      </w:r>
+    </w:p>
+    <w:p>
+      <w:r>
+        <w:t xml:space="preserve">💎 PNC Pearl: Ctrl+F finds, Ctrl+S saves — the two you'll use daily.</w:t>
+      </w:r>
+    </w:p>
+    <w:p>
+      <w:r>
+        <w:t xml:space="preserve">Positive Marks: 1</w:t>
+      </w:r>
+    </w:p>
+    <w:p>
+      <w:r>
+        <w:t xml:space="preserve">Negative Marks: 0.25</w:t>
+      </w:r>
+    </w:p>
+    <w:p>
+      <w:r>
+        <w:t xml:space="preserve"/>
+      </w:r>
+    </w:p>
+    <w:p>
+      <w:r>
+        <w:t xml:space="preserve">Question: Anamudi, the highest peak of the Western Ghats, is located in which state?</w:t>
+      </w:r>
+    </w:p>
+    <w:p>
+      <w:r>
+        <w:t xml:space="preserve">(a) Kerala</w:t>
+      </w:r>
+    </w:p>
+    <w:p>
+      <w:r>
+        <w:t xml:space="preserve">(b) Karnataka</w:t>
+      </w:r>
+    </w:p>
+    <w:p>
+      <w:r>
+        <w:t xml:space="preserve">(c) Tamil Nadu</w:t>
+      </w:r>
+    </w:p>
+    <w:p>
+      <w:r>
+        <w:t xml:space="preserve">(d) Goa</w:t>
+      </w:r>
+    </w:p>
+    <w:p>
+      <w:r>
+        <w:t xml:space="preserve">Answer: a</w:t>
+      </w:r>
+    </w:p>
+    <w:p>
+      <w:r>
+        <w:t xml:space="preserve">Solution: ✅ Correct Answer: (a)</w:t>
+      </w:r>
+    </w:p>
+    <w:p>
+      <w:r>
+        <w:t xml:space="preserve">🧠 Clinical Rationale: Anamudi (2,695 m) in Kerala is the highest peak of the Western Ghats and the highest point in South India.</w:t>
+      </w:r>
+    </w:p>
+    <w:p>
+      <w:r>
+        <w:t xml:space="preserve">🔍 Key Clues: "Anamudi" + "Western Ghats" → Kerala.</w:t>
+      </w:r>
+    </w:p>
+    <w:p>
+      <w:r>
+        <w:t xml:space="preserve">❌ Why Not Other Options?</w:t>
+      </w:r>
+    </w:p>
+    <w:p>
+      <w:r>
+        <w:t xml:space="preserve">(b), (c), (d) — Karnataka, Tamil Nadu, and Goa do not host Anamudi.</w:t>
+      </w:r>
+    </w:p>
+    <w:p>
+      <w:r>
+        <w:t xml:space="preserve">⚠️ Exam Trap: Anamudi = Kerala (South India's roof); K2 = the world's second peak — don't mix scales.</w:t>
+      </w:r>
+    </w:p>
+    <w:p>
+      <w:r>
+        <w:t xml:space="preserve">💎 PNC Pearl: Anamudi = Kerala's sky-touching peak.</w:t>
+      </w:r>
+    </w:p>
+    <w:p>
+      <w:r>
+        <w:t xml:space="preserve">Positive Marks: 1</w:t>
+      </w:r>
+    </w:p>
+    <w:p>
+      <w:r>
+        <w:t xml:space="preserve">Negative Marks: 0.25</w:t>
+      </w:r>
+    </w:p>
+    <w:p>
+      <w:r>
+        <w:t xml:space="preserve"/>
+      </w:r>
+    </w:p>
+    <w:p>
+      <w:r>
+        <w:t xml:space="preserve">Question: If 3x/4 = 9, then x equals:</w:t>
+      </w:r>
+    </w:p>
+    <w:p>
+      <w:r>
+        <w:t xml:space="preserve">(a) 9</w:t>
+      </w:r>
+    </w:p>
+    <w:p>
+      <w:r>
+        <w:t xml:space="preserve">(b) 10</w:t>
+      </w:r>
+    </w:p>
+    <w:p>
+      <w:r>
+        <w:t xml:space="preserve">(c) 12</w:t>
+      </w:r>
+    </w:p>
+    <w:p>
+      <w:r>
+        <w:t xml:space="preserve">(d) 15</w:t>
+      </w:r>
+    </w:p>
+    <w:p>
+      <w:r>
+        <w:t xml:space="preserve">Answer: c</w:t>
+      </w:r>
+    </w:p>
+    <w:p>
+      <w:r>
+        <w:t xml:space="preserve">Solution: ✅ Correct Answer: (c)</w:t>
+      </w:r>
+    </w:p>
+    <w:p>
+      <w:r>
+        <w:t xml:space="preserve">🧠 Clinical Rationale: 3x/4 = 9 → multiply both sides by 4: 3x = 36 → x = 36 ÷ 3 = 12.</w:t>
+      </w:r>
+    </w:p>
+    <w:p>
+      <w:r>
+        <w:t xml:space="preserve">🔍 Key Clues: "3x/4 = 9" → ×4 then ÷3.</w:t>
+      </w:r>
+    </w:p>
+    <w:p>
+      <w:r>
+        <w:t xml:space="preserve">❌ Why Not Other Options?</w:t>
+      </w:r>
+    </w:p>
+    <w:p>
+      <w:r>
+        <w:t xml:space="preserve">(a) — 9 gives 3×9/4 = 6.75.</w:t>
+      </w:r>
+    </w:p>
+    <w:p>
+      <w:r>
+        <w:t xml:space="preserve">(b) — 10 gives 7.5.</w:t>
+      </w:r>
+    </w:p>
+    <w:p>
+      <w:r>
+        <w:t xml:space="preserve">(d) — 15 gives 11.25.</w:t>
+      </w:r>
+    </w:p>
+    <w:p>
+      <w:r>
+        <w:t xml:space="preserve">⚠️ Exam Trap: Undo the division first (×4), then the multiplication (÷3).</w:t>
+      </w:r>
+    </w:p>
+    <w:p>
+      <w:r>
+        <w:t xml:space="preserve">💎 PNC Pearl: x = 9 × 4 ÷ 3 = 12.</w:t>
+      </w:r>
+    </w:p>
+    <w:p>
+      <w:r>
+        <w:t xml:space="preserve">Positive Marks: 1</w:t>
+      </w:r>
+    </w:p>
+    <w:p>
+      <w:r>
+        <w:t xml:space="preserve">Negative Marks: 0.25</w:t>
       </w:r>
     </w:p>
     <w:sectPr>
       <w:pgSz w:w="12240" w:h="15840"/>
-      <w:pgMar w:top="864" w:right="1008" w:bottom="864" w:left="1008" w:header="720" w:footer="720" w:gutter="0"/>
+      <w:pgMar w:top="1440" w:right="1800" w:bottom="1440" w:left="1800" w:header="720" w:footer="720" w:gutter="0"/>
       <w:cols w:space="720"/>
       <w:docGrid w:linePitch="360"/>
     </w:sectPr>
@@ -2535,10 +2135,6 @@
     <w:name w:val="Normal"/>
     <w:qFormat/>
     <w:rsid w:val="00FC693F"/>
-    <w:rPr>
-      <w:rFonts w:ascii="Calibri" w:hAnsi="Calibri"/>
-      <w:sz w:val="22"/>
-    </w:rPr>
   </w:style>
   <w:style w:type="paragraph" w:styleId="Header">
     <w:name w:val="header"/>
